--- a/Etapa Elaboración - Iteración 1/Herramientas y Tecnologías - Kairos - NexTech.docx
+++ b/Etapa Elaboración - Iteración 1/Herramientas y Tecnologías - Kairos - NexTech.docx
@@ -920,12 +920,12 @@
             <wp:extent cx="1200150" cy="1200150"/>
             <wp:effectExtent b="0" l="0" r="0" t="0"/>
             <wp:wrapSquare wrapText="bothSides" distB="0" distT="0" distL="114300" distR="114300"/>
-            <wp:docPr descr="psi-negro.png" id="15" name="image1.png"/>
+            <wp:docPr descr="psi-negro.png" id="15" name="image3.png"/>
             <a:graphic>
               <a:graphicData uri="http://schemas.openxmlformats.org/drawingml/2006/picture">
                 <pic:pic>
                   <pic:nvPicPr>
-                    <pic:cNvPr descr="psi-negro.png" id="0" name="image1.png"/>
+                    <pic:cNvPr descr="psi-negro.png" id="0" name="image3.png"/>
                     <pic:cNvPicPr preferRelativeResize="0"/>
                   </pic:nvPicPr>
                   <pic:blipFill>
@@ -975,12 +975,12 @@
             <wp:extent cx="1304925" cy="2019300"/>
             <wp:effectExtent b="0" l="0" r="0" t="0"/>
             <wp:wrapSquare wrapText="bothSides" distB="0" distT="0" distL="114300" distR="114300"/>
-            <wp:docPr descr="UNPA.JPG" id="16" name="image3.jpg"/>
+            <wp:docPr descr="UNPA.JPG" id="16" name="image5.jpg"/>
             <a:graphic>
               <a:graphicData uri="http://schemas.openxmlformats.org/drawingml/2006/picture">
                 <pic:pic>
                   <pic:nvPicPr>
-                    <pic:cNvPr descr="UNPA.JPG" id="0" name="image3.jpg"/>
+                    <pic:cNvPr descr="UNPA.JPG" id="0" name="image5.jpg"/>
                     <pic:cNvPicPr preferRelativeResize="0"/>
                   </pic:nvPicPr>
                   <pic:blipFill>
@@ -1338,12 +1338,12 @@
             <wp:extent cx="1200150" cy="1200150"/>
             <wp:effectExtent b="0" l="0" r="0" t="0"/>
             <wp:wrapSquare wrapText="bothSides" distB="0" distT="0" distL="114300" distR="114300"/>
-            <wp:docPr descr="psi-negro.png" id="14" name="image5.png"/>
+            <wp:docPr descr="psi-negro.png" id="14" name="image2.png"/>
             <a:graphic>
               <a:graphicData uri="http://schemas.openxmlformats.org/drawingml/2006/picture">
                 <pic:pic>
                   <pic:nvPicPr>
-                    <pic:cNvPr descr="psi-negro.png" id="0" name="image5.png"/>
+                    <pic:cNvPr descr="psi-negro.png" id="0" name="image2.png"/>
                     <pic:cNvPicPr preferRelativeResize="0"/>
                   </pic:nvPicPr>
                   <pic:blipFill>
@@ -1443,7 +1443,7 @@
     </w:p>
     <w:sdt>
       <w:sdtPr>
-        <w:id w:val="1772897458"/>
+        <w:id w:val="1806927212"/>
         <w:docPartObj>
           <w:docPartGallery w:val="Table of Contents"/>
           <w:docPartUnique w:val="1"/>
@@ -3718,12 +3718,12 @@
           <wp:extent cx="669290" cy="669290"/>
           <wp:effectExtent b="0" l="0" r="0" t="0"/>
           <wp:wrapSquare wrapText="bothSides" distB="0" distT="0" distL="114300" distR="114300"/>
-          <wp:docPr descr="psi-negro.png" id="13" name="image2.png"/>
+          <wp:docPr descr="psi-negro.png" id="13" name="image1.png"/>
           <a:graphic>
             <a:graphicData uri="http://schemas.openxmlformats.org/drawingml/2006/picture">
               <pic:pic>
                 <pic:nvPicPr>
-                  <pic:cNvPr descr="psi-negro.png" id="0" name="image2.png"/>
+                  <pic:cNvPr descr="psi-negro.png" id="0" name="image1.png"/>
                   <pic:cNvPicPr preferRelativeResize="0"/>
                 </pic:nvPicPr>
                 <pic:blipFill>

--- a/Etapa Elaboración - Iteración 1/Herramientas y Tecnologías - Kairos - NexTech.docx
+++ b/Etapa Elaboración - Iteración 1/Herramientas y Tecnologías - Kairos - NexTech.docx
@@ -920,12 +920,12 @@
             <wp:extent cx="1200150" cy="1200150"/>
             <wp:effectExtent b="0" l="0" r="0" t="0"/>
             <wp:wrapSquare wrapText="bothSides" distB="0" distT="0" distL="114300" distR="114300"/>
-            <wp:docPr descr="psi-negro.png" id="15" name="image3.png"/>
+            <wp:docPr descr="psi-negro.png" id="15" name="image1.png"/>
             <a:graphic>
               <a:graphicData uri="http://schemas.openxmlformats.org/drawingml/2006/picture">
                 <pic:pic>
                   <pic:nvPicPr>
-                    <pic:cNvPr descr="psi-negro.png" id="0" name="image3.png"/>
+                    <pic:cNvPr descr="psi-negro.png" id="0" name="image1.png"/>
                     <pic:cNvPicPr preferRelativeResize="0"/>
                   </pic:nvPicPr>
                   <pic:blipFill>
@@ -1443,7 +1443,7 @@
     </w:p>
     <w:sdt>
       <w:sdtPr>
-        <w:id w:val="1806927212"/>
+        <w:id w:val="975378962"/>
         <w:docPartObj>
           <w:docPartGallery w:val="Table of Contents"/>
           <w:docPartUnique w:val="1"/>
@@ -3718,12 +3718,12 @@
           <wp:extent cx="669290" cy="669290"/>
           <wp:effectExtent b="0" l="0" r="0" t="0"/>
           <wp:wrapSquare wrapText="bothSides" distB="0" distT="0" distL="114300" distR="114300"/>
-          <wp:docPr descr="psi-negro.png" id="13" name="image1.png"/>
+          <wp:docPr descr="psi-negro.png" id="13" name="image4.png"/>
           <a:graphic>
             <a:graphicData uri="http://schemas.openxmlformats.org/drawingml/2006/picture">
               <pic:pic>
                 <pic:nvPicPr>
-                  <pic:cNvPr descr="psi-negro.png" id="0" name="image1.png"/>
+                  <pic:cNvPr descr="psi-negro.png" id="0" name="image4.png"/>
                   <pic:cNvPicPr preferRelativeResize="0"/>
                 </pic:nvPicPr>
                 <pic:blipFill>
@@ -3763,12 +3763,12 @@
           <wp:extent cx="425450" cy="666750"/>
           <wp:effectExtent b="0" l="0" r="0" t="0"/>
           <wp:wrapSquare wrapText="bothSides" distB="0" distT="0" distL="114300" distR="114300"/>
-          <wp:docPr descr="UNPA.JPG" id="17" name="image4.jpg"/>
+          <wp:docPr descr="UNPA.JPG" id="17" name="image3.jpg"/>
           <a:graphic>
             <a:graphicData uri="http://schemas.openxmlformats.org/drawingml/2006/picture">
               <pic:pic>
                 <pic:nvPicPr>
-                  <pic:cNvPr descr="UNPA.JPG" id="0" name="image4.jpg"/>
+                  <pic:cNvPr descr="UNPA.JPG" id="0" name="image3.jpg"/>
                   <pic:cNvPicPr preferRelativeResize="0"/>
                 </pic:nvPicPr>
                 <pic:blipFill>

--- a/Etapa Elaboración - Iteración 1/Herramientas y Tecnologías - Kairos - NexTech.docx
+++ b/Etapa Elaboración - Iteración 1/Herramientas y Tecnologías - Kairos - NexTech.docx
@@ -920,12 +920,12 @@
             <wp:extent cx="1200150" cy="1200150"/>
             <wp:effectExtent b="0" l="0" r="0" t="0"/>
             <wp:wrapSquare wrapText="bothSides" distB="0" distT="0" distL="114300" distR="114300"/>
-            <wp:docPr descr="psi-negro.png" id="15" name="image1.png"/>
+            <wp:docPr descr="psi-negro.png" id="15" name="image3.png"/>
             <a:graphic>
               <a:graphicData uri="http://schemas.openxmlformats.org/drawingml/2006/picture">
                 <pic:pic>
                   <pic:nvPicPr>
-                    <pic:cNvPr descr="psi-negro.png" id="0" name="image1.png"/>
+                    <pic:cNvPr descr="psi-negro.png" id="0" name="image3.png"/>
                     <pic:cNvPicPr preferRelativeResize="0"/>
                   </pic:nvPicPr>
                   <pic:blipFill>
@@ -1338,12 +1338,12 @@
             <wp:extent cx="1200150" cy="1200150"/>
             <wp:effectExtent b="0" l="0" r="0" t="0"/>
             <wp:wrapSquare wrapText="bothSides" distB="0" distT="0" distL="114300" distR="114300"/>
-            <wp:docPr descr="psi-negro.png" id="14" name="image2.png"/>
+            <wp:docPr descr="psi-negro.png" id="14" name="image4.png"/>
             <a:graphic>
               <a:graphicData uri="http://schemas.openxmlformats.org/drawingml/2006/picture">
                 <pic:pic>
                   <pic:nvPicPr>
-                    <pic:cNvPr descr="psi-negro.png" id="0" name="image2.png"/>
+                    <pic:cNvPr descr="psi-negro.png" id="0" name="image4.png"/>
                     <pic:cNvPicPr preferRelativeResize="0"/>
                   </pic:nvPicPr>
                   <pic:blipFill>
@@ -1443,7 +1443,7 @@
     </w:p>
     <w:sdt>
       <w:sdtPr>
-        <w:id w:val="975378962"/>
+        <w:id w:val="31493896"/>
         <w:docPartObj>
           <w:docPartGallery w:val="Table of Contents"/>
           <w:docPartUnique w:val="1"/>
@@ -3718,12 +3718,12 @@
           <wp:extent cx="669290" cy="669290"/>
           <wp:effectExtent b="0" l="0" r="0" t="0"/>
           <wp:wrapSquare wrapText="bothSides" distB="0" distT="0" distL="114300" distR="114300"/>
-          <wp:docPr descr="psi-negro.png" id="13" name="image4.png"/>
+          <wp:docPr descr="psi-negro.png" id="13" name="image2.png"/>
           <a:graphic>
             <a:graphicData uri="http://schemas.openxmlformats.org/drawingml/2006/picture">
               <pic:pic>
                 <pic:nvPicPr>
-                  <pic:cNvPr descr="psi-negro.png" id="0" name="image4.png"/>
+                  <pic:cNvPr descr="psi-negro.png" id="0" name="image2.png"/>
                   <pic:cNvPicPr preferRelativeResize="0"/>
                 </pic:nvPicPr>
                 <pic:blipFill>
@@ -3763,12 +3763,12 @@
           <wp:extent cx="425450" cy="666750"/>
           <wp:effectExtent b="0" l="0" r="0" t="0"/>
           <wp:wrapSquare wrapText="bothSides" distB="0" distT="0" distL="114300" distR="114300"/>
-          <wp:docPr descr="UNPA.JPG" id="17" name="image3.jpg"/>
+          <wp:docPr descr="UNPA.JPG" id="17" name="image1.jpg"/>
           <a:graphic>
             <a:graphicData uri="http://schemas.openxmlformats.org/drawingml/2006/picture">
               <pic:pic>
                 <pic:nvPicPr>
-                  <pic:cNvPr descr="UNPA.JPG" id="0" name="image3.jpg"/>
+                  <pic:cNvPr descr="UNPA.JPG" id="0" name="image1.jpg"/>
                   <pic:cNvPicPr preferRelativeResize="0"/>
                 </pic:nvPicPr>
                 <pic:blipFill>

--- a/Etapa Elaboración - Iteración 1/Herramientas y Tecnologías - Kairos - NexTech.docx
+++ b/Etapa Elaboración - Iteración 1/Herramientas y Tecnologías - Kairos - NexTech.docx
@@ -920,12 +920,12 @@
             <wp:extent cx="1200150" cy="1200150"/>
             <wp:effectExtent b="0" l="0" r="0" t="0"/>
             <wp:wrapSquare wrapText="bothSides" distB="0" distT="0" distL="114300" distR="114300"/>
-            <wp:docPr descr="psi-negro.png" id="15" name="image3.png"/>
+            <wp:docPr descr="psi-negro.png" id="15" name="image2.png"/>
             <a:graphic>
               <a:graphicData uri="http://schemas.openxmlformats.org/drawingml/2006/picture">
                 <pic:pic>
                   <pic:nvPicPr>
-                    <pic:cNvPr descr="psi-negro.png" id="0" name="image3.png"/>
+                    <pic:cNvPr descr="psi-negro.png" id="0" name="image2.png"/>
                     <pic:cNvPicPr preferRelativeResize="0"/>
                   </pic:nvPicPr>
                   <pic:blipFill>
@@ -975,12 +975,12 @@
             <wp:extent cx="1304925" cy="2019300"/>
             <wp:effectExtent b="0" l="0" r="0" t="0"/>
             <wp:wrapSquare wrapText="bothSides" distB="0" distT="0" distL="114300" distR="114300"/>
-            <wp:docPr descr="UNPA.JPG" id="16" name="image5.jpg"/>
+            <wp:docPr descr="UNPA.JPG" id="16" name="image3.jpg"/>
             <a:graphic>
               <a:graphicData uri="http://schemas.openxmlformats.org/drawingml/2006/picture">
                 <pic:pic>
                   <pic:nvPicPr>
-                    <pic:cNvPr descr="UNPA.JPG" id="0" name="image5.jpg"/>
+                    <pic:cNvPr descr="UNPA.JPG" id="0" name="image3.jpg"/>
                     <pic:cNvPicPr preferRelativeResize="0"/>
                   </pic:nvPicPr>
                   <pic:blipFill>
@@ -1443,7 +1443,7 @@
     </w:p>
     <w:sdt>
       <w:sdtPr>
-        <w:id w:val="31493896"/>
+        <w:id w:val="-986734672"/>
         <w:docPartObj>
           <w:docPartGallery w:val="Table of Contents"/>
           <w:docPartUnique w:val="1"/>
@@ -3718,12 +3718,12 @@
           <wp:extent cx="669290" cy="669290"/>
           <wp:effectExtent b="0" l="0" r="0" t="0"/>
           <wp:wrapSquare wrapText="bothSides" distB="0" distT="0" distL="114300" distR="114300"/>
-          <wp:docPr descr="psi-negro.png" id="13" name="image2.png"/>
+          <wp:docPr descr="psi-negro.png" id="13" name="image5.png"/>
           <a:graphic>
             <a:graphicData uri="http://schemas.openxmlformats.org/drawingml/2006/picture">
               <pic:pic>
                 <pic:nvPicPr>
-                  <pic:cNvPr descr="psi-negro.png" id="0" name="image2.png"/>
+                  <pic:cNvPr descr="psi-negro.png" id="0" name="image5.png"/>
                   <pic:cNvPicPr preferRelativeResize="0"/>
                 </pic:nvPicPr>
                 <pic:blipFill>

--- a/Etapa Elaboración - Iteración 1/Herramientas y Tecnologías - Kairos - NexTech.docx
+++ b/Etapa Elaboración - Iteración 1/Herramientas y Tecnologías - Kairos - NexTech.docx
@@ -920,12 +920,12 @@
             <wp:extent cx="1200150" cy="1200150"/>
             <wp:effectExtent b="0" l="0" r="0" t="0"/>
             <wp:wrapSquare wrapText="bothSides" distB="0" distT="0" distL="114300" distR="114300"/>
-            <wp:docPr descr="psi-negro.png" id="15" name="image2.png"/>
+            <wp:docPr descr="psi-negro.png" id="15" name="image1.png"/>
             <a:graphic>
               <a:graphicData uri="http://schemas.openxmlformats.org/drawingml/2006/picture">
                 <pic:pic>
                   <pic:nvPicPr>
-                    <pic:cNvPr descr="psi-negro.png" id="0" name="image2.png"/>
+                    <pic:cNvPr descr="psi-negro.png" id="0" name="image1.png"/>
                     <pic:cNvPicPr preferRelativeResize="0"/>
                   </pic:nvPicPr>
                   <pic:blipFill>
@@ -975,12 +975,12 @@
             <wp:extent cx="1304925" cy="2019300"/>
             <wp:effectExtent b="0" l="0" r="0" t="0"/>
             <wp:wrapSquare wrapText="bothSides" distB="0" distT="0" distL="114300" distR="114300"/>
-            <wp:docPr descr="UNPA.JPG" id="16" name="image3.jpg"/>
+            <wp:docPr descr="UNPA.JPG" id="16" name="image5.jpg"/>
             <a:graphic>
               <a:graphicData uri="http://schemas.openxmlformats.org/drawingml/2006/picture">
                 <pic:pic>
                   <pic:nvPicPr>
-                    <pic:cNvPr descr="UNPA.JPG" id="0" name="image3.jpg"/>
+                    <pic:cNvPr descr="UNPA.JPG" id="0" name="image5.jpg"/>
                     <pic:cNvPicPr preferRelativeResize="0"/>
                   </pic:nvPicPr>
                   <pic:blipFill>
@@ -1338,12 +1338,12 @@
             <wp:extent cx="1200150" cy="1200150"/>
             <wp:effectExtent b="0" l="0" r="0" t="0"/>
             <wp:wrapSquare wrapText="bothSides" distB="0" distT="0" distL="114300" distR="114300"/>
-            <wp:docPr descr="psi-negro.png" id="14" name="image4.png"/>
+            <wp:docPr descr="psi-negro.png" id="14" name="image2.png"/>
             <a:graphic>
               <a:graphicData uri="http://schemas.openxmlformats.org/drawingml/2006/picture">
                 <pic:pic>
                   <pic:nvPicPr>
-                    <pic:cNvPr descr="psi-negro.png" id="0" name="image4.png"/>
+                    <pic:cNvPr descr="psi-negro.png" id="0" name="image2.png"/>
                     <pic:cNvPicPr preferRelativeResize="0"/>
                   </pic:nvPicPr>
                   <pic:blipFill>
@@ -1443,7 +1443,7 @@
     </w:p>
     <w:sdt>
       <w:sdtPr>
-        <w:id w:val="-986734672"/>
+        <w:id w:val="-1153225554"/>
         <w:docPartObj>
           <w:docPartGallery w:val="Table of Contents"/>
           <w:docPartUnique w:val="1"/>
@@ -3718,12 +3718,12 @@
           <wp:extent cx="669290" cy="669290"/>
           <wp:effectExtent b="0" l="0" r="0" t="0"/>
           <wp:wrapSquare wrapText="bothSides" distB="0" distT="0" distL="114300" distR="114300"/>
-          <wp:docPr descr="psi-negro.png" id="13" name="image5.png"/>
+          <wp:docPr descr="psi-negro.png" id="13" name="image3.png"/>
           <a:graphic>
             <a:graphicData uri="http://schemas.openxmlformats.org/drawingml/2006/picture">
               <pic:pic>
                 <pic:nvPicPr>
-                  <pic:cNvPr descr="psi-negro.png" id="0" name="image5.png"/>
+                  <pic:cNvPr descr="psi-negro.png" id="0" name="image3.png"/>
                   <pic:cNvPicPr preferRelativeResize="0"/>
                 </pic:nvPicPr>
                 <pic:blipFill>
@@ -3763,12 +3763,12 @@
           <wp:extent cx="425450" cy="666750"/>
           <wp:effectExtent b="0" l="0" r="0" t="0"/>
           <wp:wrapSquare wrapText="bothSides" distB="0" distT="0" distL="114300" distR="114300"/>
-          <wp:docPr descr="UNPA.JPG" id="17" name="image1.jpg"/>
+          <wp:docPr descr="UNPA.JPG" id="17" name="image4.jpg"/>
           <a:graphic>
             <a:graphicData uri="http://schemas.openxmlformats.org/drawingml/2006/picture">
               <pic:pic>
                 <pic:nvPicPr>
-                  <pic:cNvPr descr="UNPA.JPG" id="0" name="image1.jpg"/>
+                  <pic:cNvPr descr="UNPA.JPG" id="0" name="image4.jpg"/>
                   <pic:cNvPicPr preferRelativeResize="0"/>
                 </pic:nvPicPr>
                 <pic:blipFill>

--- a/Etapa Elaboración - Iteración 1/Herramientas y Tecnologías - Kairos - NexTech.docx
+++ b/Etapa Elaboración - Iteración 1/Herramientas y Tecnologías - Kairos - NexTech.docx
@@ -920,12 +920,12 @@
             <wp:extent cx="1200150" cy="1200150"/>
             <wp:effectExtent b="0" l="0" r="0" t="0"/>
             <wp:wrapSquare wrapText="bothSides" distB="0" distT="0" distL="114300" distR="114300"/>
-            <wp:docPr descr="psi-negro.png" id="15" name="image1.png"/>
+            <wp:docPr descr="psi-negro.png" id="15" name="image2.png"/>
             <a:graphic>
               <a:graphicData uri="http://schemas.openxmlformats.org/drawingml/2006/picture">
                 <pic:pic>
                   <pic:nvPicPr>
-                    <pic:cNvPr descr="psi-negro.png" id="0" name="image1.png"/>
+                    <pic:cNvPr descr="psi-negro.png" id="0" name="image2.png"/>
                     <pic:cNvPicPr preferRelativeResize="0"/>
                   </pic:nvPicPr>
                   <pic:blipFill>
@@ -975,12 +975,12 @@
             <wp:extent cx="1304925" cy="2019300"/>
             <wp:effectExtent b="0" l="0" r="0" t="0"/>
             <wp:wrapSquare wrapText="bothSides" distB="0" distT="0" distL="114300" distR="114300"/>
-            <wp:docPr descr="UNPA.JPG" id="16" name="image5.jpg"/>
+            <wp:docPr descr="UNPA.JPG" id="16" name="image4.jpg"/>
             <a:graphic>
               <a:graphicData uri="http://schemas.openxmlformats.org/drawingml/2006/picture">
                 <pic:pic>
                   <pic:nvPicPr>
-                    <pic:cNvPr descr="UNPA.JPG" id="0" name="image5.jpg"/>
+                    <pic:cNvPr descr="UNPA.JPG" id="0" name="image4.jpg"/>
                     <pic:cNvPicPr preferRelativeResize="0"/>
                   </pic:nvPicPr>
                   <pic:blipFill>
@@ -1338,12 +1338,12 @@
             <wp:extent cx="1200150" cy="1200150"/>
             <wp:effectExtent b="0" l="0" r="0" t="0"/>
             <wp:wrapSquare wrapText="bothSides" distB="0" distT="0" distL="114300" distR="114300"/>
-            <wp:docPr descr="psi-negro.png" id="14" name="image2.png"/>
+            <wp:docPr descr="psi-negro.png" id="14" name="image1.png"/>
             <a:graphic>
               <a:graphicData uri="http://schemas.openxmlformats.org/drawingml/2006/picture">
                 <pic:pic>
                   <pic:nvPicPr>
-                    <pic:cNvPr descr="psi-negro.png" id="0" name="image2.png"/>
+                    <pic:cNvPr descr="psi-negro.png" id="0" name="image1.png"/>
                     <pic:cNvPicPr preferRelativeResize="0"/>
                   </pic:nvPicPr>
                   <pic:blipFill>
@@ -1443,7 +1443,7 @@
     </w:p>
     <w:sdt>
       <w:sdtPr>
-        <w:id w:val="-1153225554"/>
+        <w:id w:val="-625084505"/>
         <w:docPartObj>
           <w:docPartGallery w:val="Table of Contents"/>
           <w:docPartUnique w:val="1"/>
@@ -3718,12 +3718,12 @@
           <wp:extent cx="669290" cy="669290"/>
           <wp:effectExtent b="0" l="0" r="0" t="0"/>
           <wp:wrapSquare wrapText="bothSides" distB="0" distT="0" distL="114300" distR="114300"/>
-          <wp:docPr descr="psi-negro.png" id="13" name="image3.png"/>
+          <wp:docPr descr="psi-negro.png" id="13" name="image5.png"/>
           <a:graphic>
             <a:graphicData uri="http://schemas.openxmlformats.org/drawingml/2006/picture">
               <pic:pic>
                 <pic:nvPicPr>
-                  <pic:cNvPr descr="psi-negro.png" id="0" name="image3.png"/>
+                  <pic:cNvPr descr="psi-negro.png" id="0" name="image5.png"/>
                   <pic:cNvPicPr preferRelativeResize="0"/>
                 </pic:nvPicPr>
                 <pic:blipFill>
@@ -3763,12 +3763,12 @@
           <wp:extent cx="425450" cy="666750"/>
           <wp:effectExtent b="0" l="0" r="0" t="0"/>
           <wp:wrapSquare wrapText="bothSides" distB="0" distT="0" distL="114300" distR="114300"/>
-          <wp:docPr descr="UNPA.JPG" id="17" name="image4.jpg"/>
+          <wp:docPr descr="UNPA.JPG" id="17" name="image3.jpg"/>
           <a:graphic>
             <a:graphicData uri="http://schemas.openxmlformats.org/drawingml/2006/picture">
               <pic:pic>
                 <pic:nvPicPr>
-                  <pic:cNvPr descr="UNPA.JPG" id="0" name="image4.jpg"/>
+                  <pic:cNvPr descr="UNPA.JPG" id="0" name="image3.jpg"/>
                   <pic:cNvPicPr preferRelativeResize="0"/>
                 </pic:nvPicPr>
                 <pic:blipFill>

--- a/Etapa Elaboración - Iteración 1/Herramientas y Tecnologías - Kairos - NexTech.docx
+++ b/Etapa Elaboración - Iteración 1/Herramientas y Tecnologías - Kairos - NexTech.docx
@@ -920,12 +920,12 @@
             <wp:extent cx="1200150" cy="1200150"/>
             <wp:effectExtent b="0" l="0" r="0" t="0"/>
             <wp:wrapSquare wrapText="bothSides" distB="0" distT="0" distL="114300" distR="114300"/>
-            <wp:docPr descr="psi-negro.png" id="15" name="image2.png"/>
+            <wp:docPr descr="psi-negro.png" id="15" name="image4.png"/>
             <a:graphic>
               <a:graphicData uri="http://schemas.openxmlformats.org/drawingml/2006/picture">
                 <pic:pic>
                   <pic:nvPicPr>
-                    <pic:cNvPr descr="psi-negro.png" id="0" name="image2.png"/>
+                    <pic:cNvPr descr="psi-negro.png" id="0" name="image4.png"/>
                     <pic:cNvPicPr preferRelativeResize="0"/>
                   </pic:nvPicPr>
                   <pic:blipFill>
@@ -975,12 +975,12 @@
             <wp:extent cx="1304925" cy="2019300"/>
             <wp:effectExtent b="0" l="0" r="0" t="0"/>
             <wp:wrapSquare wrapText="bothSides" distB="0" distT="0" distL="114300" distR="114300"/>
-            <wp:docPr descr="UNPA.JPG" id="16" name="image4.jpg"/>
+            <wp:docPr descr="UNPA.JPG" id="16" name="image2.jpg"/>
             <a:graphic>
               <a:graphicData uri="http://schemas.openxmlformats.org/drawingml/2006/picture">
                 <pic:pic>
                   <pic:nvPicPr>
-                    <pic:cNvPr descr="UNPA.JPG" id="0" name="image4.jpg"/>
+                    <pic:cNvPr descr="UNPA.JPG" id="0" name="image2.jpg"/>
                     <pic:cNvPicPr preferRelativeResize="0"/>
                   </pic:nvPicPr>
                   <pic:blipFill>
@@ -1338,12 +1338,12 @@
             <wp:extent cx="1200150" cy="1200150"/>
             <wp:effectExtent b="0" l="0" r="0" t="0"/>
             <wp:wrapSquare wrapText="bothSides" distB="0" distT="0" distL="114300" distR="114300"/>
-            <wp:docPr descr="psi-negro.png" id="14" name="image1.png"/>
+            <wp:docPr descr="psi-negro.png" id="14" name="image3.png"/>
             <a:graphic>
               <a:graphicData uri="http://schemas.openxmlformats.org/drawingml/2006/picture">
                 <pic:pic>
                   <pic:nvPicPr>
-                    <pic:cNvPr descr="psi-negro.png" id="0" name="image1.png"/>
+                    <pic:cNvPr descr="psi-negro.png" id="0" name="image3.png"/>
                     <pic:cNvPicPr preferRelativeResize="0"/>
                   </pic:nvPicPr>
                   <pic:blipFill>
@@ -1443,7 +1443,7 @@
     </w:p>
     <w:sdt>
       <w:sdtPr>
-        <w:id w:val="-625084505"/>
+        <w:id w:val="342202114"/>
         <w:docPartObj>
           <w:docPartGallery w:val="Table of Contents"/>
           <w:docPartUnique w:val="1"/>
@@ -3763,12 +3763,12 @@
           <wp:extent cx="425450" cy="666750"/>
           <wp:effectExtent b="0" l="0" r="0" t="0"/>
           <wp:wrapSquare wrapText="bothSides" distB="0" distT="0" distL="114300" distR="114300"/>
-          <wp:docPr descr="UNPA.JPG" id="17" name="image3.jpg"/>
+          <wp:docPr descr="UNPA.JPG" id="17" name="image1.jpg"/>
           <a:graphic>
             <a:graphicData uri="http://schemas.openxmlformats.org/drawingml/2006/picture">
               <pic:pic>
                 <pic:nvPicPr>
-                  <pic:cNvPr descr="UNPA.JPG" id="0" name="image3.jpg"/>
+                  <pic:cNvPr descr="UNPA.JPG" id="0" name="image1.jpg"/>
                   <pic:cNvPicPr preferRelativeResize="0"/>
                 </pic:nvPicPr>
                 <pic:blipFill>

--- a/Etapa Elaboración - Iteración 1/Herramientas y Tecnologías - Kairos - NexTech.docx
+++ b/Etapa Elaboración - Iteración 1/Herramientas y Tecnologías - Kairos - NexTech.docx
@@ -920,12 +920,12 @@
             <wp:extent cx="1200150" cy="1200150"/>
             <wp:effectExtent b="0" l="0" r="0" t="0"/>
             <wp:wrapSquare wrapText="bothSides" distB="0" distT="0" distL="114300" distR="114300"/>
-            <wp:docPr descr="psi-negro.png" id="15" name="image4.png"/>
+            <wp:docPr descr="psi-negro.png" id="15" name="image1.png"/>
             <a:graphic>
               <a:graphicData uri="http://schemas.openxmlformats.org/drawingml/2006/picture">
                 <pic:pic>
                   <pic:nvPicPr>
-                    <pic:cNvPr descr="psi-negro.png" id="0" name="image4.png"/>
+                    <pic:cNvPr descr="psi-negro.png" id="0" name="image1.png"/>
                     <pic:cNvPicPr preferRelativeResize="0"/>
                   </pic:nvPicPr>
                   <pic:blipFill>
@@ -975,12 +975,12 @@
             <wp:extent cx="1304925" cy="2019300"/>
             <wp:effectExtent b="0" l="0" r="0" t="0"/>
             <wp:wrapSquare wrapText="bothSides" distB="0" distT="0" distL="114300" distR="114300"/>
-            <wp:docPr descr="UNPA.JPG" id="16" name="image2.jpg"/>
+            <wp:docPr descr="UNPA.JPG" id="16" name="image4.jpg"/>
             <a:graphic>
               <a:graphicData uri="http://schemas.openxmlformats.org/drawingml/2006/picture">
                 <pic:pic>
                   <pic:nvPicPr>
-                    <pic:cNvPr descr="UNPA.JPG" id="0" name="image2.jpg"/>
+                    <pic:cNvPr descr="UNPA.JPG" id="0" name="image4.jpg"/>
                     <pic:cNvPicPr preferRelativeResize="0"/>
                   </pic:nvPicPr>
                   <pic:blipFill>
@@ -1443,7 +1443,7 @@
     </w:p>
     <w:sdt>
       <w:sdtPr>
-        <w:id w:val="342202114"/>
+        <w:id w:val="-1513262098"/>
         <w:docPartObj>
           <w:docPartGallery w:val="Table of Contents"/>
           <w:docPartUnique w:val="1"/>
@@ -3763,12 +3763,12 @@
           <wp:extent cx="425450" cy="666750"/>
           <wp:effectExtent b="0" l="0" r="0" t="0"/>
           <wp:wrapSquare wrapText="bothSides" distB="0" distT="0" distL="114300" distR="114300"/>
-          <wp:docPr descr="UNPA.JPG" id="17" name="image1.jpg"/>
+          <wp:docPr descr="UNPA.JPG" id="17" name="image2.jpg"/>
           <a:graphic>
             <a:graphicData uri="http://schemas.openxmlformats.org/drawingml/2006/picture">
               <pic:pic>
                 <pic:nvPicPr>
-                  <pic:cNvPr descr="UNPA.JPG" id="0" name="image1.jpg"/>
+                  <pic:cNvPr descr="UNPA.JPG" id="0" name="image2.jpg"/>
                   <pic:cNvPicPr preferRelativeResize="0"/>
                 </pic:nvPicPr>
                 <pic:blipFill>

--- a/Etapa Elaboración - Iteración 1/Herramientas y Tecnologías - Kairos - NexTech.docx
+++ b/Etapa Elaboración - Iteración 1/Herramientas y Tecnologías - Kairos - NexTech.docx
@@ -920,12 +920,12 @@
             <wp:extent cx="1200150" cy="1200150"/>
             <wp:effectExtent b="0" l="0" r="0" t="0"/>
             <wp:wrapSquare wrapText="bothSides" distB="0" distT="0" distL="114300" distR="114300"/>
-            <wp:docPr descr="psi-negro.png" id="15" name="image1.png"/>
+            <wp:docPr descr="psi-negro.png" id="15" name="image3.png"/>
             <a:graphic>
               <a:graphicData uri="http://schemas.openxmlformats.org/drawingml/2006/picture">
                 <pic:pic>
                   <pic:nvPicPr>
-                    <pic:cNvPr descr="psi-negro.png" id="0" name="image1.png"/>
+                    <pic:cNvPr descr="psi-negro.png" id="0" name="image3.png"/>
                     <pic:cNvPicPr preferRelativeResize="0"/>
                   </pic:nvPicPr>
                   <pic:blipFill>
@@ -975,12 +975,12 @@
             <wp:extent cx="1304925" cy="2019300"/>
             <wp:effectExtent b="0" l="0" r="0" t="0"/>
             <wp:wrapSquare wrapText="bothSides" distB="0" distT="0" distL="114300" distR="114300"/>
-            <wp:docPr descr="UNPA.JPG" id="16" name="image4.jpg"/>
+            <wp:docPr descr="UNPA.JPG" id="16" name="image5.jpg"/>
             <a:graphic>
               <a:graphicData uri="http://schemas.openxmlformats.org/drawingml/2006/picture">
                 <pic:pic>
                   <pic:nvPicPr>
-                    <pic:cNvPr descr="UNPA.JPG" id="0" name="image4.jpg"/>
+                    <pic:cNvPr descr="UNPA.JPG" id="0" name="image5.jpg"/>
                     <pic:cNvPicPr preferRelativeResize="0"/>
                   </pic:nvPicPr>
                   <pic:blipFill>
@@ -1338,12 +1338,12 @@
             <wp:extent cx="1200150" cy="1200150"/>
             <wp:effectExtent b="0" l="0" r="0" t="0"/>
             <wp:wrapSquare wrapText="bothSides" distB="0" distT="0" distL="114300" distR="114300"/>
-            <wp:docPr descr="psi-negro.png" id="14" name="image3.png"/>
+            <wp:docPr descr="psi-negro.png" id="14" name="image2.png"/>
             <a:graphic>
               <a:graphicData uri="http://schemas.openxmlformats.org/drawingml/2006/picture">
                 <pic:pic>
                   <pic:nvPicPr>
-                    <pic:cNvPr descr="psi-negro.png" id="0" name="image3.png"/>
+                    <pic:cNvPr descr="psi-negro.png" id="0" name="image2.png"/>
                     <pic:cNvPicPr preferRelativeResize="0"/>
                   </pic:nvPicPr>
                   <pic:blipFill>
@@ -1443,7 +1443,7 @@
     </w:p>
     <w:sdt>
       <w:sdtPr>
-        <w:id w:val="-1513262098"/>
+        <w:id w:val="-1549972174"/>
         <w:docPartObj>
           <w:docPartGallery w:val="Table of Contents"/>
           <w:docPartUnique w:val="1"/>
@@ -3718,12 +3718,12 @@
           <wp:extent cx="669290" cy="669290"/>
           <wp:effectExtent b="0" l="0" r="0" t="0"/>
           <wp:wrapSquare wrapText="bothSides" distB="0" distT="0" distL="114300" distR="114300"/>
-          <wp:docPr descr="psi-negro.png" id="13" name="image5.png"/>
+          <wp:docPr descr="psi-negro.png" id="13" name="image4.png"/>
           <a:graphic>
             <a:graphicData uri="http://schemas.openxmlformats.org/drawingml/2006/picture">
               <pic:pic>
                 <pic:nvPicPr>
-                  <pic:cNvPr descr="psi-negro.png" id="0" name="image5.png"/>
+                  <pic:cNvPr descr="psi-negro.png" id="0" name="image4.png"/>
                   <pic:cNvPicPr preferRelativeResize="0"/>
                 </pic:nvPicPr>
                 <pic:blipFill>
@@ -3763,12 +3763,12 @@
           <wp:extent cx="425450" cy="666750"/>
           <wp:effectExtent b="0" l="0" r="0" t="0"/>
           <wp:wrapSquare wrapText="bothSides" distB="0" distT="0" distL="114300" distR="114300"/>
-          <wp:docPr descr="UNPA.JPG" id="17" name="image2.jpg"/>
+          <wp:docPr descr="UNPA.JPG" id="17" name="image1.jpg"/>
           <a:graphic>
             <a:graphicData uri="http://schemas.openxmlformats.org/drawingml/2006/picture">
               <pic:pic>
                 <pic:nvPicPr>
-                  <pic:cNvPr descr="UNPA.JPG" id="0" name="image2.jpg"/>
+                  <pic:cNvPr descr="UNPA.JPG" id="0" name="image1.jpg"/>
                   <pic:cNvPicPr preferRelativeResize="0"/>
                 </pic:nvPicPr>
                 <pic:blipFill>

--- a/Etapa Elaboración - Iteración 1/Herramientas y Tecnologías - Kairos - NexTech.docx
+++ b/Etapa Elaboración - Iteración 1/Herramientas y Tecnologías - Kairos - NexTech.docx
@@ -975,12 +975,12 @@
             <wp:extent cx="1304925" cy="2019300"/>
             <wp:effectExtent b="0" l="0" r="0" t="0"/>
             <wp:wrapSquare wrapText="bothSides" distB="0" distT="0" distL="114300" distR="114300"/>
-            <wp:docPr descr="UNPA.JPG" id="16" name="image5.jpg"/>
+            <wp:docPr descr="UNPA.JPG" id="16" name="image1.jpg"/>
             <a:graphic>
               <a:graphicData uri="http://schemas.openxmlformats.org/drawingml/2006/picture">
                 <pic:pic>
                   <pic:nvPicPr>
-                    <pic:cNvPr descr="UNPA.JPG" id="0" name="image5.jpg"/>
+                    <pic:cNvPr descr="UNPA.JPG" id="0" name="image1.jpg"/>
                     <pic:cNvPicPr preferRelativeResize="0"/>
                   </pic:nvPicPr>
                   <pic:blipFill>
@@ -1338,12 +1338,12 @@
             <wp:extent cx="1200150" cy="1200150"/>
             <wp:effectExtent b="0" l="0" r="0" t="0"/>
             <wp:wrapSquare wrapText="bothSides" distB="0" distT="0" distL="114300" distR="114300"/>
-            <wp:docPr descr="psi-negro.png" id="14" name="image2.png"/>
+            <wp:docPr descr="psi-negro.png" id="14" name="image5.png"/>
             <a:graphic>
               <a:graphicData uri="http://schemas.openxmlformats.org/drawingml/2006/picture">
                 <pic:pic>
                   <pic:nvPicPr>
-                    <pic:cNvPr descr="psi-negro.png" id="0" name="image2.png"/>
+                    <pic:cNvPr descr="psi-negro.png" id="0" name="image5.png"/>
                     <pic:cNvPicPr preferRelativeResize="0"/>
                   </pic:nvPicPr>
                   <pic:blipFill>
@@ -1443,7 +1443,7 @@
     </w:p>
     <w:sdt>
       <w:sdtPr>
-        <w:id w:val="-1549972174"/>
+        <w:id w:val="1597620640"/>
         <w:docPartObj>
           <w:docPartGallery w:val="Table of Contents"/>
           <w:docPartUnique w:val="1"/>
@@ -3763,12 +3763,12 @@
           <wp:extent cx="425450" cy="666750"/>
           <wp:effectExtent b="0" l="0" r="0" t="0"/>
           <wp:wrapSquare wrapText="bothSides" distB="0" distT="0" distL="114300" distR="114300"/>
-          <wp:docPr descr="UNPA.JPG" id="17" name="image1.jpg"/>
+          <wp:docPr descr="UNPA.JPG" id="17" name="image2.jpg"/>
           <a:graphic>
             <a:graphicData uri="http://schemas.openxmlformats.org/drawingml/2006/picture">
               <pic:pic>
                 <pic:nvPicPr>
-                  <pic:cNvPr descr="UNPA.JPG" id="0" name="image1.jpg"/>
+                  <pic:cNvPr descr="UNPA.JPG" id="0" name="image2.jpg"/>
                   <pic:cNvPicPr preferRelativeResize="0"/>
                 </pic:nvPicPr>
                 <pic:blipFill>

--- a/Etapa Elaboración - Iteración 1/Herramientas y Tecnologías - Kairos - NexTech.docx
+++ b/Etapa Elaboración - Iteración 1/Herramientas y Tecnologías - Kairos - NexTech.docx
@@ -22,7 +22,9 @@
         <w:rPr>
           <w:rFonts w:ascii="Cambria" w:cs="Cambria" w:eastAsia="Cambria" w:hAnsi="Cambria"/>
           <w:b w:val="0"/>
+          <w:bCs w:val="0"/>
           <w:i w:val="0"/>
+          <w:iCs w:val="0"/>
           <w:smallCaps w:val="0"/>
           <w:strike w:val="0"/>
           <w:color w:val="000000"/>
@@ -59,7 +61,9 @@
         <w:rPr>
           <w:rFonts w:ascii="Cambria" w:cs="Cambria" w:eastAsia="Cambria" w:hAnsi="Cambria"/>
           <w:b w:val="0"/>
+          <w:bCs w:val="0"/>
           <w:i w:val="0"/>
+          <w:iCs w:val="0"/>
           <w:smallCaps w:val="0"/>
           <w:strike w:val="0"/>
           <w:color w:val="000000"/>
@@ -96,7 +100,9 @@
         <w:rPr>
           <w:rFonts w:ascii="Cambria" w:cs="Cambria" w:eastAsia="Cambria" w:hAnsi="Cambria"/>
           <w:b w:val="0"/>
+          <w:bCs w:val="0"/>
           <w:i w:val="0"/>
+          <w:iCs w:val="0"/>
           <w:smallCaps w:val="0"/>
           <w:strike w:val="0"/>
           <w:color w:val="000000"/>
@@ -111,7 +117,9 @@
         <w:rPr>
           <w:rFonts w:ascii="Calibri" w:cs="Calibri" w:eastAsia="Calibri" w:hAnsi="Calibri"/>
           <w:b w:val="0"/>
+          <w:bCs w:val="0"/>
           <w:i w:val="0"/>
+          <w:iCs w:val="0"/>
           <w:smallCaps w:val="0"/>
           <w:strike w:val="0"/>
           <w:color w:val="000000"/>
@@ -231,7 +239,9 @@
         <w:rPr>
           <w:rFonts w:ascii="Calibri" w:cs="Calibri" w:eastAsia="Calibri" w:hAnsi="Calibri"/>
           <w:b w:val="0"/>
+          <w:bCs w:val="0"/>
           <w:i w:val="0"/>
+          <w:iCs w:val="0"/>
           <w:smallCaps w:val="0"/>
           <w:strike w:val="0"/>
           <w:color w:val="000000"/>
@@ -351,7 +361,9 @@
         <w:rPr>
           <w:rFonts w:ascii="Calibri" w:cs="Calibri" w:eastAsia="Calibri" w:hAnsi="Calibri"/>
           <w:b w:val="0"/>
+          <w:bCs w:val="0"/>
           <w:i w:val="0"/>
+          <w:iCs w:val="0"/>
           <w:smallCaps w:val="0"/>
           <w:strike w:val="0"/>
           <w:color w:val="000000"/>
@@ -471,7 +483,9 @@
         <w:rPr>
           <w:rFonts w:ascii="Calibri" w:cs="Calibri" w:eastAsia="Calibri" w:hAnsi="Calibri"/>
           <w:b w:val="0"/>
+          <w:bCs w:val="0"/>
           <w:i w:val="0"/>
+          <w:iCs w:val="0"/>
           <w:smallCaps w:val="0"/>
           <w:strike w:val="0"/>
           <w:color w:val="000000"/>
@@ -613,7 +627,9 @@
         <w:rPr>
           <w:rFonts w:ascii="Cambria" w:cs="Cambria" w:eastAsia="Cambria" w:hAnsi="Cambria"/>
           <w:b w:val="0"/>
+          <w:bCs w:val="0"/>
           <w:i w:val="0"/>
+          <w:iCs w:val="0"/>
           <w:smallCaps w:val="0"/>
           <w:strike w:val="0"/>
           <w:color w:val="000000"/>
@@ -659,7 +675,9 @@
         <w:rPr>
           <w:rFonts w:ascii="Cambria" w:cs="Cambria" w:eastAsia="Cambria" w:hAnsi="Cambria"/>
           <w:b w:val="0"/>
+          <w:bCs w:val="0"/>
           <w:i w:val="0"/>
+          <w:iCs w:val="0"/>
           <w:smallCaps w:val="0"/>
           <w:strike w:val="0"/>
           <w:color w:val="000000"/>
@@ -705,7 +723,9 @@
         <w:rPr>
           <w:rFonts w:ascii="Calibri" w:cs="Calibri" w:eastAsia="Calibri" w:hAnsi="Calibri"/>
           <w:b w:val="0"/>
+          <w:bCs w:val="0"/>
           <w:i w:val="0"/>
+          <w:iCs w:val="0"/>
           <w:smallCaps w:val="0"/>
           <w:strike w:val="0"/>
           <w:color w:val="000000"/>
@@ -742,7 +762,9 @@
         <w:rPr>
           <w:rFonts w:ascii="Calibri" w:cs="Calibri" w:eastAsia="Calibri" w:hAnsi="Calibri"/>
           <w:b w:val="0"/>
+          <w:bCs w:val="0"/>
           <w:i w:val="0"/>
+          <w:iCs w:val="0"/>
           <w:smallCaps w:val="0"/>
           <w:strike w:val="0"/>
           <w:color w:val="000000"/>
@@ -779,7 +801,9 @@
         <w:rPr>
           <w:rFonts w:ascii="Calibri" w:cs="Calibri" w:eastAsia="Calibri" w:hAnsi="Calibri"/>
           <w:b w:val="0"/>
+          <w:bCs w:val="0"/>
           <w:i w:val="0"/>
+          <w:iCs w:val="0"/>
           <w:smallCaps w:val="0"/>
           <w:strike w:val="0"/>
           <w:color w:val="000000"/>
@@ -816,7 +840,9 @@
         <w:rPr>
           <w:rFonts w:ascii="Calibri" w:cs="Calibri" w:eastAsia="Calibri" w:hAnsi="Calibri"/>
           <w:b w:val="0"/>
+          <w:bCs w:val="0"/>
           <w:i w:val="0"/>
+          <w:iCs w:val="0"/>
           <w:smallCaps w:val="0"/>
           <w:strike w:val="0"/>
           <w:color w:val="000000"/>
@@ -892,7 +918,9 @@
         <w:rPr>
           <w:rFonts w:ascii="Calibri" w:cs="Calibri" w:eastAsia="Calibri" w:hAnsi="Calibri"/>
           <w:b w:val="0"/>
+          <w:bCs w:val="0"/>
           <w:i w:val="1"/>
+          <w:iCs w:val="1"/>
           <w:smallCaps w:val="0"/>
           <w:strike w:val="0"/>
           <w:color w:val="548dd4"/>
@@ -906,6 +934,7 @@
       <w:r>
         <w:rPr>
           <w:i w:val="1"/>
+          <w:iCs w:val="1"/>
           <w:color w:val="548dd4"/>
         </w:rPr>
         <w:drawing>
@@ -920,12 +949,12 @@
             <wp:extent cx="1200150" cy="1200150"/>
             <wp:effectExtent b="0" l="0" r="0" t="0"/>
             <wp:wrapSquare wrapText="bothSides" distB="0" distT="0" distL="114300" distR="114300"/>
-            <wp:docPr descr="psi-negro.png" id="15" name="image3.png"/>
+            <wp:docPr descr="psi-negro.png" id="15" name="image5.png"/>
             <a:graphic>
               <a:graphicData uri="http://schemas.openxmlformats.org/drawingml/2006/picture">
                 <pic:pic>
                   <pic:nvPicPr>
-                    <pic:cNvPr descr="psi-negro.png" id="0" name="image3.png"/>
+                    <pic:cNvPr descr="psi-negro.png" id="0" name="image5.png"/>
                     <pic:cNvPicPr preferRelativeResize="0"/>
                   </pic:nvPicPr>
                   <pic:blipFill>
@@ -953,7 +982,9 @@
         <w:rPr>
           <w:rFonts w:ascii="Calibri" w:cs="Calibri" w:eastAsia="Calibri" w:hAnsi="Calibri"/>
           <w:b w:val="0"/>
+          <w:bCs w:val="0"/>
           <w:i w:val="1"/>
+          <w:iCs w:val="1"/>
           <w:smallCaps w:val="0"/>
           <w:strike w:val="0"/>
           <w:color w:val="548dd4"/>
@@ -1036,7 +1067,9 @@
         <w:rPr>
           <w:rFonts w:ascii="Calibri" w:cs="Calibri" w:eastAsia="Calibri" w:hAnsi="Calibri"/>
           <w:b w:val="0"/>
+          <w:bCs w:val="0"/>
           <w:i w:val="1"/>
+          <w:iCs w:val="1"/>
           <w:smallCaps w:val="0"/>
           <w:strike w:val="0"/>
           <w:color w:val="548dd4"/>
@@ -1051,7 +1084,9 @@
         <w:rPr>
           <w:rFonts w:ascii="Calibri" w:cs="Calibri" w:eastAsia="Calibri" w:hAnsi="Calibri"/>
           <w:b w:val="0"/>
+          <w:bCs w:val="0"/>
           <w:i w:val="1"/>
+          <w:iCs w:val="1"/>
           <w:smallCaps w:val="0"/>
           <w:strike w:val="0"/>
           <w:color w:val="548dd4"/>
@@ -1252,7 +1287,9 @@
         <w:rPr>
           <w:rFonts w:ascii="Calibri" w:cs="Calibri" w:eastAsia="Calibri" w:hAnsi="Calibri"/>
           <w:b w:val="0"/>
+          <w:bCs w:val="0"/>
           <w:i w:val="1"/>
+          <w:iCs w:val="1"/>
           <w:smallCaps w:val="0"/>
           <w:strike w:val="0"/>
           <w:color w:val="548dd4"/>
@@ -1292,7 +1329,9 @@
         <w:rPr>
           <w:rFonts w:ascii="Calibri" w:cs="Calibri" w:eastAsia="Calibri" w:hAnsi="Calibri"/>
           <w:b w:val="0"/>
+          <w:bCs w:val="0"/>
           <w:i w:val="1"/>
+          <w:iCs w:val="1"/>
           <w:smallCaps w:val="0"/>
           <w:strike w:val="0"/>
           <w:color w:val="548dd4"/>
@@ -1338,12 +1377,12 @@
             <wp:extent cx="1200150" cy="1200150"/>
             <wp:effectExtent b="0" l="0" r="0" t="0"/>
             <wp:wrapSquare wrapText="bothSides" distB="0" distT="0" distL="114300" distR="114300"/>
-            <wp:docPr descr="psi-negro.png" id="14" name="image5.png"/>
+            <wp:docPr descr="psi-negro.png" id="14" name="image4.png"/>
             <a:graphic>
               <a:graphicData uri="http://schemas.openxmlformats.org/drawingml/2006/picture">
                 <pic:pic>
                   <pic:nvPicPr>
-                    <pic:cNvPr descr="psi-negro.png" id="0" name="image5.png"/>
+                    <pic:cNvPr descr="psi-negro.png" id="0" name="image4.png"/>
                     <pic:cNvPicPr preferRelativeResize="0"/>
                   </pic:nvPicPr>
                   <pic:blipFill>
@@ -1410,6 +1449,7 @@
         <w:rPr>
           <w:rFonts w:ascii="Cambria Math" w:cs="Cambria Math" w:eastAsia="Cambria Math" w:hAnsi="Cambria Math"/>
           <w:i w:val="0"/>
+          <w:iCs w:val="0"/>
           <w:smallCaps w:val="0"/>
           <w:strike w:val="0"/>
           <w:sz w:val="28"/>
@@ -1422,7 +1462,9 @@
         <w:rPr>
           <w:rFonts w:ascii="Cambria" w:cs="Cambria" w:eastAsia="Cambria" w:hAnsi="Cambria"/>
           <w:b w:val="1"/>
+          <w:bCs w:val="1"/>
           <w:i w:val="0"/>
+          <w:iCs w:val="0"/>
           <w:smallCaps w:val="0"/>
           <w:strike w:val="0"/>
           <w:color w:val="366091"/>
@@ -1443,7 +1485,7 @@
     </w:p>
     <w:sdt>
       <w:sdtPr>
-        <w:id w:val="1597620640"/>
+        <w:id w:val="1577818563"/>
         <w:docPartObj>
           <w:docPartGallery w:val="Table of Contents"/>
           <w:docPartUnique w:val="1"/>
@@ -1461,7 +1503,9 @@
             <w:rPr>
               <w:rFonts w:ascii="Arial" w:cs="Arial" w:eastAsia="Arial" w:hAnsi="Arial"/>
               <w:b w:val="1"/>
+              <w:bCs w:val="1"/>
               <w:i w:val="0"/>
+              <w:iCs w:val="0"/>
               <w:smallCaps w:val="0"/>
               <w:strike w:val="0"/>
               <w:color w:val="000000"/>
@@ -1482,7 +1526,9 @@
               <w:rPr>
                 <w:rFonts w:ascii="Calibri" w:cs="Calibri" w:eastAsia="Calibri" w:hAnsi="Calibri"/>
                 <w:b w:val="1"/>
+                <w:bCs w:val="1"/>
                 <w:i w:val="0"/>
+                <w:iCs w:val="0"/>
                 <w:smallCaps w:val="0"/>
                 <w:strike w:val="0"/>
                 <w:color w:val="366091"/>
@@ -1515,7 +1561,9 @@
             <w:rPr>
               <w:rFonts w:ascii="Arial" w:cs="Arial" w:eastAsia="Arial" w:hAnsi="Arial"/>
               <w:b w:val="1"/>
+              <w:bCs w:val="1"/>
               <w:i w:val="0"/>
+              <w:iCs w:val="0"/>
               <w:smallCaps w:val="0"/>
               <w:strike w:val="0"/>
               <w:color w:val="000000"/>
@@ -1531,7 +1579,9 @@
               <w:rPr>
                 <w:rFonts w:ascii="Calibri" w:cs="Calibri" w:eastAsia="Calibri" w:hAnsi="Calibri"/>
                 <w:b w:val="1"/>
+                <w:bCs w:val="1"/>
                 <w:i w:val="0"/>
+                <w:iCs w:val="0"/>
                 <w:smallCaps w:val="0"/>
                 <w:strike w:val="0"/>
                 <w:color w:val="366091"/>
@@ -1564,7 +1614,9 @@
             <w:rPr>
               <w:rFonts w:ascii="Arial" w:cs="Arial" w:eastAsia="Arial" w:hAnsi="Arial"/>
               <w:b w:val="0"/>
+              <w:bCs w:val="0"/>
               <w:i w:val="0"/>
+              <w:iCs w:val="0"/>
               <w:smallCaps w:val="0"/>
               <w:strike w:val="0"/>
               <w:color w:val="548dd4"/>
@@ -1580,7 +1632,9 @@
               <w:rPr>
                 <w:rFonts w:ascii="Calibri" w:cs="Calibri" w:eastAsia="Calibri" w:hAnsi="Calibri"/>
                 <w:b w:val="0"/>
+                <w:bCs w:val="0"/>
                 <w:i w:val="1"/>
+                <w:iCs w:val="1"/>
                 <w:smallCaps w:val="0"/>
                 <w:strike w:val="0"/>
                 <w:color w:val="548dd4"/>
@@ -1613,7 +1667,9 @@
             <w:rPr>
               <w:rFonts w:ascii="Arial" w:cs="Arial" w:eastAsia="Arial" w:hAnsi="Arial"/>
               <w:b w:val="0"/>
+              <w:bCs w:val="0"/>
               <w:i w:val="0"/>
+              <w:iCs w:val="0"/>
               <w:smallCaps w:val="0"/>
               <w:strike w:val="0"/>
               <w:color w:val="548dd4"/>
@@ -1629,7 +1685,9 @@
               <w:rPr>
                 <w:rFonts w:ascii="Calibri" w:cs="Calibri" w:eastAsia="Calibri" w:hAnsi="Calibri"/>
                 <w:b w:val="0"/>
+                <w:bCs w:val="0"/>
                 <w:i w:val="1"/>
+                <w:iCs w:val="1"/>
                 <w:smallCaps w:val="0"/>
                 <w:strike w:val="0"/>
                 <w:color w:val="548dd4"/>
@@ -1662,7 +1720,9 @@
             <w:rPr>
               <w:rFonts w:ascii="Arial" w:cs="Arial" w:eastAsia="Arial" w:hAnsi="Arial"/>
               <w:b w:val="0"/>
+              <w:bCs w:val="0"/>
               <w:i w:val="0"/>
+              <w:iCs w:val="0"/>
               <w:smallCaps w:val="0"/>
               <w:strike w:val="0"/>
               <w:color w:val="548dd4"/>
@@ -1678,7 +1738,9 @@
               <w:rPr>
                 <w:rFonts w:ascii="Calibri" w:cs="Calibri" w:eastAsia="Calibri" w:hAnsi="Calibri"/>
                 <w:b w:val="0"/>
+                <w:bCs w:val="0"/>
                 <w:i w:val="1"/>
+                <w:iCs w:val="1"/>
                 <w:smallCaps w:val="0"/>
                 <w:strike w:val="0"/>
                 <w:color w:val="548dd4"/>
@@ -1711,7 +1773,9 @@
             <w:rPr>
               <w:rFonts w:ascii="Arial" w:cs="Arial" w:eastAsia="Arial" w:hAnsi="Arial"/>
               <w:b w:val="0"/>
+              <w:bCs w:val="0"/>
               <w:i w:val="0"/>
+              <w:iCs w:val="0"/>
               <w:smallCaps w:val="0"/>
               <w:strike w:val="0"/>
               <w:color w:val="548dd4"/>
@@ -1727,7 +1791,9 @@
               <w:rPr>
                 <w:rFonts w:ascii="Calibri" w:cs="Calibri" w:eastAsia="Calibri" w:hAnsi="Calibri"/>
                 <w:b w:val="0"/>
+                <w:bCs w:val="0"/>
                 <w:i w:val="1"/>
+                <w:iCs w:val="1"/>
                 <w:smallCaps w:val="0"/>
                 <w:strike w:val="0"/>
                 <w:color w:val="548dd4"/>
@@ -1760,7 +1826,9 @@
             <w:rPr>
               <w:rFonts w:ascii="Arial" w:cs="Arial" w:eastAsia="Arial" w:hAnsi="Arial"/>
               <w:b w:val="0"/>
+              <w:bCs w:val="0"/>
               <w:i w:val="0"/>
+              <w:iCs w:val="0"/>
               <w:smallCaps w:val="0"/>
               <w:strike w:val="0"/>
               <w:color w:val="548dd4"/>
@@ -1776,7 +1844,9 @@
               <w:rPr>
                 <w:rFonts w:ascii="Calibri" w:cs="Calibri" w:eastAsia="Calibri" w:hAnsi="Calibri"/>
                 <w:b w:val="0"/>
+                <w:bCs w:val="0"/>
                 <w:i w:val="1"/>
+                <w:iCs w:val="1"/>
                 <w:smallCaps w:val="0"/>
                 <w:strike w:val="0"/>
                 <w:color w:val="548dd4"/>
@@ -1809,7 +1879,9 @@
             <w:rPr>
               <w:rFonts w:ascii="Arial" w:cs="Arial" w:eastAsia="Arial" w:hAnsi="Arial"/>
               <w:b w:val="0"/>
+              <w:bCs w:val="0"/>
               <w:i w:val="0"/>
+              <w:iCs w:val="0"/>
               <w:smallCaps w:val="0"/>
               <w:strike w:val="0"/>
               <w:color w:val="548dd4"/>
@@ -1825,7 +1897,9 @@
               <w:rPr>
                 <w:rFonts w:ascii="Calibri" w:cs="Calibri" w:eastAsia="Calibri" w:hAnsi="Calibri"/>
                 <w:b w:val="0"/>
+                <w:bCs w:val="0"/>
                 <w:i w:val="1"/>
+                <w:iCs w:val="1"/>
                 <w:smallCaps w:val="0"/>
                 <w:strike w:val="0"/>
                 <w:color w:val="548dd4"/>
@@ -1858,7 +1932,9 @@
             <w:rPr>
               <w:rFonts w:ascii="Arial" w:cs="Arial" w:eastAsia="Arial" w:hAnsi="Arial"/>
               <w:b w:val="0"/>
+              <w:bCs w:val="0"/>
               <w:i w:val="0"/>
+              <w:iCs w:val="0"/>
               <w:smallCaps w:val="0"/>
               <w:strike w:val="0"/>
               <w:color w:val="548dd4"/>
@@ -1874,7 +1950,9 @@
               <w:rPr>
                 <w:rFonts w:ascii="Calibri" w:cs="Calibri" w:eastAsia="Calibri" w:hAnsi="Calibri"/>
                 <w:b w:val="0"/>
+                <w:bCs w:val="0"/>
                 <w:i w:val="1"/>
+                <w:iCs w:val="1"/>
                 <w:smallCaps w:val="0"/>
                 <w:strike w:val="0"/>
                 <w:color w:val="548dd4"/>
@@ -1907,7 +1985,9 @@
             <w:rPr>
               <w:rFonts w:ascii="Arial" w:cs="Arial" w:eastAsia="Arial" w:hAnsi="Arial"/>
               <w:b w:val="1"/>
+              <w:bCs w:val="1"/>
               <w:i w:val="0"/>
+              <w:iCs w:val="0"/>
               <w:smallCaps w:val="0"/>
               <w:strike w:val="0"/>
               <w:color w:val="366091"/>
@@ -1922,7 +2002,9 @@
             <w:r>
               <w:rPr>
                 <w:b w:val="1"/>
+                <w:bCs w:val="1"/>
                 <w:i w:val="0"/>
+                <w:iCs w:val="0"/>
                 <w:smallCaps w:val="0"/>
                 <w:strike w:val="0"/>
                 <w:color w:val="366091"/>
@@ -2527,6 +2609,7 @@
         <w:rPr>
           <w:rFonts w:ascii="Calibri" w:cs="Calibri" w:eastAsia="Calibri" w:hAnsi="Calibri"/>
           <w:b w:val="0"/>
+          <w:bCs w:val="0"/>
           <w:color w:val="000000"/>
           <w:sz w:val="22"/>
           <w:szCs w:val="22"/>
@@ -2545,6 +2628,7 @@
         <w:rPr>
           <w:rFonts w:ascii="Calibri" w:cs="Calibri" w:eastAsia="Calibri" w:hAnsi="Calibri"/>
           <w:b w:val="0"/>
+          <w:bCs w:val="0"/>
           <w:color w:val="000000"/>
           <w:sz w:val="22"/>
           <w:szCs w:val="22"/>
@@ -2560,11 +2644,13 @@
         <w:ind w:left="0" w:firstLine="0"/>
         <w:rPr>
           <w:i w:val="1"/>
+          <w:iCs w:val="1"/>
         </w:rPr>
       </w:pPr>
       <w:r>
         <w:rPr>
           <w:i w:val="1"/>
+          <w:iCs w:val="1"/>
           <w:rtl w:val="0"/>
         </w:rPr>
         <w:t xml:space="preserve">Para el uso de RClone, ver documento “Instalación, configuración y uso de RClone - Kairos - NexTech”</w:t>
@@ -3718,12 +3804,12 @@
           <wp:extent cx="669290" cy="669290"/>
           <wp:effectExtent b="0" l="0" r="0" t="0"/>
           <wp:wrapSquare wrapText="bothSides" distB="0" distT="0" distL="114300" distR="114300"/>
-          <wp:docPr descr="psi-negro.png" id="13" name="image4.png"/>
+          <wp:docPr descr="psi-negro.png" id="13" name="image3.png"/>
           <a:graphic>
             <a:graphicData uri="http://schemas.openxmlformats.org/drawingml/2006/picture">
               <pic:pic>
                 <pic:nvPicPr>
-                  <pic:cNvPr descr="psi-negro.png" id="0" name="image4.png"/>
+                  <pic:cNvPr descr="psi-negro.png" id="0" name="image3.png"/>
                   <pic:cNvPicPr preferRelativeResize="0"/>
                 </pic:nvPicPr>
                 <pic:blipFill>
@@ -4463,6 +4549,7 @@
     <w:rPr>
       <w:rFonts w:ascii="Cambria" w:cs="Cambria" w:eastAsia="Cambria" w:hAnsi="Cambria"/>
       <w:b w:val="1"/>
+      <w:bCs w:val="1"/>
       <w:color w:val="366091"/>
       <w:sz w:val="28"/>
       <w:szCs w:val="28"/>
@@ -4481,6 +4568,7 @@
     <w:rPr>
       <w:rFonts w:ascii="Cambria" w:cs="Cambria" w:eastAsia="Cambria" w:hAnsi="Cambria"/>
       <w:b w:val="1"/>
+      <w:bCs w:val="1"/>
       <w:color w:val="4f81bd"/>
       <w:sz w:val="26"/>
       <w:szCs w:val="26"/>
@@ -4497,6 +4585,7 @@
     <w:rPr>
       <w:rFonts w:ascii="Cambria" w:cs="Cambria" w:eastAsia="Cambria" w:hAnsi="Cambria"/>
       <w:b w:val="1"/>
+      <w:bCs w:val="1"/>
       <w:color w:val="4f81bd"/>
     </w:rPr>
   </w:style>
@@ -4511,7 +4600,9 @@
     <w:rPr>
       <w:rFonts w:ascii="Cambria" w:cs="Cambria" w:eastAsia="Cambria" w:hAnsi="Cambria"/>
       <w:b w:val="1"/>
+      <w:bCs w:val="1"/>
       <w:i w:val="1"/>
+      <w:iCs w:val="1"/>
       <w:color w:val="4f81bd"/>
     </w:rPr>
   </w:style>
@@ -4527,6 +4618,7 @@
     </w:pPr>
     <w:rPr>
       <w:b w:val="1"/>
+      <w:bCs w:val="1"/>
       <w:sz w:val="22"/>
       <w:szCs w:val="22"/>
     </w:rPr>
@@ -4543,6 +4635,7 @@
     </w:pPr>
     <w:rPr>
       <w:b w:val="1"/>
+      <w:bCs w:val="1"/>
       <w:sz w:val="20"/>
       <w:szCs w:val="20"/>
     </w:rPr>
@@ -4578,6 +4671,7 @@
     <w:rPr>
       <w:rFonts w:ascii="Georgia" w:cs="Georgia" w:eastAsia="Georgia" w:hAnsi="Georgia"/>
       <w:i w:val="1"/>
+      <w:iCs w:val="1"/>
       <w:color w:val="666666"/>
       <w:sz w:val="48"/>
       <w:szCs w:val="48"/>

--- a/Etapa Elaboración - Iteración 1/Herramientas y Tecnologías - Kairos - NexTech.docx
+++ b/Etapa Elaboración - Iteración 1/Herramientas y Tecnologías - Kairos - NexTech.docx
@@ -949,12 +949,12 @@
             <wp:extent cx="1200150" cy="1200150"/>
             <wp:effectExtent b="0" l="0" r="0" t="0"/>
             <wp:wrapSquare wrapText="bothSides" distB="0" distT="0" distL="114300" distR="114300"/>
-            <wp:docPr descr="psi-negro.png" id="15" name="image5.png"/>
+            <wp:docPr descr="psi-negro.png" id="15" name="image1.png"/>
             <a:graphic>
               <a:graphicData uri="http://schemas.openxmlformats.org/drawingml/2006/picture">
                 <pic:pic>
                   <pic:nvPicPr>
-                    <pic:cNvPr descr="psi-negro.png" id="0" name="image5.png"/>
+                    <pic:cNvPr descr="psi-negro.png" id="0" name="image1.png"/>
                     <pic:cNvPicPr preferRelativeResize="0"/>
                   </pic:nvPicPr>
                   <pic:blipFill>
@@ -1006,12 +1006,12 @@
             <wp:extent cx="1304925" cy="2019300"/>
             <wp:effectExtent b="0" l="0" r="0" t="0"/>
             <wp:wrapSquare wrapText="bothSides" distB="0" distT="0" distL="114300" distR="114300"/>
-            <wp:docPr descr="UNPA.JPG" id="16" name="image1.jpg"/>
+            <wp:docPr descr="UNPA.JPG" id="16" name="image2.jpg"/>
             <a:graphic>
               <a:graphicData uri="http://schemas.openxmlformats.org/drawingml/2006/picture">
                 <pic:pic>
                   <pic:nvPicPr>
-                    <pic:cNvPr descr="UNPA.JPG" id="0" name="image1.jpg"/>
+                    <pic:cNvPr descr="UNPA.JPG" id="0" name="image2.jpg"/>
                     <pic:cNvPicPr preferRelativeResize="0"/>
                   </pic:nvPicPr>
                   <pic:blipFill>
@@ -1377,12 +1377,12 @@
             <wp:extent cx="1200150" cy="1200150"/>
             <wp:effectExtent b="0" l="0" r="0" t="0"/>
             <wp:wrapSquare wrapText="bothSides" distB="0" distT="0" distL="114300" distR="114300"/>
-            <wp:docPr descr="psi-negro.png" id="14" name="image4.png"/>
+            <wp:docPr descr="psi-negro.png" id="14" name="image5.png"/>
             <a:graphic>
               <a:graphicData uri="http://schemas.openxmlformats.org/drawingml/2006/picture">
                 <pic:pic>
                   <pic:nvPicPr>
-                    <pic:cNvPr descr="psi-negro.png" id="0" name="image4.png"/>
+                    <pic:cNvPr descr="psi-negro.png" id="0" name="image5.png"/>
                     <pic:cNvPicPr preferRelativeResize="0"/>
                   </pic:nvPicPr>
                   <pic:blipFill>
@@ -1485,7 +1485,7 @@
     </w:p>
     <w:sdt>
       <w:sdtPr>
-        <w:id w:val="1577818563"/>
+        <w:id w:val="-993783523"/>
         <w:docPartObj>
           <w:docPartGallery w:val="Table of Contents"/>
           <w:docPartUnique w:val="1"/>
@@ -3849,12 +3849,12 @@
           <wp:extent cx="425450" cy="666750"/>
           <wp:effectExtent b="0" l="0" r="0" t="0"/>
           <wp:wrapSquare wrapText="bothSides" distB="0" distT="0" distL="114300" distR="114300"/>
-          <wp:docPr descr="UNPA.JPG" id="17" name="image2.jpg"/>
+          <wp:docPr descr="UNPA.JPG" id="17" name="image4.jpg"/>
           <a:graphic>
             <a:graphicData uri="http://schemas.openxmlformats.org/drawingml/2006/picture">
               <pic:pic>
                 <pic:nvPicPr>
-                  <pic:cNvPr descr="UNPA.JPG" id="0" name="image2.jpg"/>
+                  <pic:cNvPr descr="UNPA.JPG" id="0" name="image4.jpg"/>
                   <pic:cNvPicPr preferRelativeResize="0"/>
                 </pic:nvPicPr>
                 <pic:blipFill>

--- a/Etapa Elaboración - Iteración 1/Herramientas y Tecnologías - Kairos - NexTech.docx
+++ b/Etapa Elaboración - Iteración 1/Herramientas y Tecnologías - Kairos - NexTech.docx
@@ -949,12 +949,12 @@
             <wp:extent cx="1200150" cy="1200150"/>
             <wp:effectExtent b="0" l="0" r="0" t="0"/>
             <wp:wrapSquare wrapText="bothSides" distB="0" distT="0" distL="114300" distR="114300"/>
-            <wp:docPr descr="psi-negro.png" id="15" name="image1.png"/>
+            <wp:docPr descr="psi-negro.png" id="15" name="image3.png"/>
             <a:graphic>
               <a:graphicData uri="http://schemas.openxmlformats.org/drawingml/2006/picture">
                 <pic:pic>
                   <pic:nvPicPr>
-                    <pic:cNvPr descr="psi-negro.png" id="0" name="image1.png"/>
+                    <pic:cNvPr descr="psi-negro.png" id="0" name="image3.png"/>
                     <pic:cNvPicPr preferRelativeResize="0"/>
                   </pic:nvPicPr>
                   <pic:blipFill>
@@ -1006,12 +1006,12 @@
             <wp:extent cx="1304925" cy="2019300"/>
             <wp:effectExtent b="0" l="0" r="0" t="0"/>
             <wp:wrapSquare wrapText="bothSides" distB="0" distT="0" distL="114300" distR="114300"/>
-            <wp:docPr descr="UNPA.JPG" id="16" name="image2.jpg"/>
+            <wp:docPr descr="UNPA.JPG" id="16" name="image5.jpg"/>
             <a:graphic>
               <a:graphicData uri="http://schemas.openxmlformats.org/drawingml/2006/picture">
                 <pic:pic>
                   <pic:nvPicPr>
-                    <pic:cNvPr descr="UNPA.JPG" id="0" name="image2.jpg"/>
+                    <pic:cNvPr descr="UNPA.JPG" id="0" name="image5.jpg"/>
                     <pic:cNvPicPr preferRelativeResize="0"/>
                   </pic:nvPicPr>
                   <pic:blipFill>
@@ -1377,12 +1377,12 @@
             <wp:extent cx="1200150" cy="1200150"/>
             <wp:effectExtent b="0" l="0" r="0" t="0"/>
             <wp:wrapSquare wrapText="bothSides" distB="0" distT="0" distL="114300" distR="114300"/>
-            <wp:docPr descr="psi-negro.png" id="14" name="image5.png"/>
+            <wp:docPr descr="psi-negro.png" id="14" name="image1.png"/>
             <a:graphic>
               <a:graphicData uri="http://schemas.openxmlformats.org/drawingml/2006/picture">
                 <pic:pic>
                   <pic:nvPicPr>
-                    <pic:cNvPr descr="psi-negro.png" id="0" name="image5.png"/>
+                    <pic:cNvPr descr="psi-negro.png" id="0" name="image1.png"/>
                     <pic:cNvPicPr preferRelativeResize="0"/>
                   </pic:nvPicPr>
                   <pic:blipFill>
@@ -1485,7 +1485,7 @@
     </w:p>
     <w:sdt>
       <w:sdtPr>
-        <w:id w:val="-993783523"/>
+        <w:id w:val="-757182415"/>
         <w:docPartObj>
           <w:docPartGallery w:val="Table of Contents"/>
           <w:docPartUnique w:val="1"/>
@@ -3804,12 +3804,12 @@
           <wp:extent cx="669290" cy="669290"/>
           <wp:effectExtent b="0" l="0" r="0" t="0"/>
           <wp:wrapSquare wrapText="bothSides" distB="0" distT="0" distL="114300" distR="114300"/>
-          <wp:docPr descr="psi-negro.png" id="13" name="image3.png"/>
+          <wp:docPr descr="psi-negro.png" id="13" name="image4.png"/>
           <a:graphic>
             <a:graphicData uri="http://schemas.openxmlformats.org/drawingml/2006/picture">
               <pic:pic>
                 <pic:nvPicPr>
-                  <pic:cNvPr descr="psi-negro.png" id="0" name="image3.png"/>
+                  <pic:cNvPr descr="psi-negro.png" id="0" name="image4.png"/>
                   <pic:cNvPicPr preferRelativeResize="0"/>
                 </pic:nvPicPr>
                 <pic:blipFill>
@@ -3849,12 +3849,12 @@
           <wp:extent cx="425450" cy="666750"/>
           <wp:effectExtent b="0" l="0" r="0" t="0"/>
           <wp:wrapSquare wrapText="bothSides" distB="0" distT="0" distL="114300" distR="114300"/>
-          <wp:docPr descr="UNPA.JPG" id="17" name="image4.jpg"/>
+          <wp:docPr descr="UNPA.JPG" id="17" name="image2.jpg"/>
           <a:graphic>
             <a:graphicData uri="http://schemas.openxmlformats.org/drawingml/2006/picture">
               <pic:pic>
                 <pic:nvPicPr>
-                  <pic:cNvPr descr="UNPA.JPG" id="0" name="image4.jpg"/>
+                  <pic:cNvPr descr="UNPA.JPG" id="0" name="image2.jpg"/>
                   <pic:cNvPicPr preferRelativeResize="0"/>
                 </pic:nvPicPr>
                 <pic:blipFill>

--- a/Etapa Elaboración - Iteración 1/Herramientas y Tecnologías - Kairos - NexTech.docx
+++ b/Etapa Elaboración - Iteración 1/Herramientas y Tecnologías - Kairos - NexTech.docx
@@ -949,12 +949,12 @@
             <wp:extent cx="1200150" cy="1200150"/>
             <wp:effectExtent b="0" l="0" r="0" t="0"/>
             <wp:wrapSquare wrapText="bothSides" distB="0" distT="0" distL="114300" distR="114300"/>
-            <wp:docPr descr="psi-negro.png" id="15" name="image3.png"/>
+            <wp:docPr descr="psi-negro.png" id="15" name="image1.png"/>
             <a:graphic>
               <a:graphicData uri="http://schemas.openxmlformats.org/drawingml/2006/picture">
                 <pic:pic>
                   <pic:nvPicPr>
-                    <pic:cNvPr descr="psi-negro.png" id="0" name="image3.png"/>
+                    <pic:cNvPr descr="psi-negro.png" id="0" name="image1.png"/>
                     <pic:cNvPicPr preferRelativeResize="0"/>
                   </pic:nvPicPr>
                   <pic:blipFill>
@@ -1006,12 +1006,12 @@
             <wp:extent cx="1304925" cy="2019300"/>
             <wp:effectExtent b="0" l="0" r="0" t="0"/>
             <wp:wrapSquare wrapText="bothSides" distB="0" distT="0" distL="114300" distR="114300"/>
-            <wp:docPr descr="UNPA.JPG" id="16" name="image5.jpg"/>
+            <wp:docPr descr="UNPA.JPG" id="16" name="image3.jpg"/>
             <a:graphic>
               <a:graphicData uri="http://schemas.openxmlformats.org/drawingml/2006/picture">
                 <pic:pic>
                   <pic:nvPicPr>
-                    <pic:cNvPr descr="UNPA.JPG" id="0" name="image5.jpg"/>
+                    <pic:cNvPr descr="UNPA.JPG" id="0" name="image3.jpg"/>
                     <pic:cNvPicPr preferRelativeResize="0"/>
                   </pic:nvPicPr>
                   <pic:blipFill>
@@ -1377,12 +1377,12 @@
             <wp:extent cx="1200150" cy="1200150"/>
             <wp:effectExtent b="0" l="0" r="0" t="0"/>
             <wp:wrapSquare wrapText="bothSides" distB="0" distT="0" distL="114300" distR="114300"/>
-            <wp:docPr descr="psi-negro.png" id="14" name="image1.png"/>
+            <wp:docPr descr="psi-negro.png" id="14" name="image5.png"/>
             <a:graphic>
               <a:graphicData uri="http://schemas.openxmlformats.org/drawingml/2006/picture">
                 <pic:pic>
                   <pic:nvPicPr>
-                    <pic:cNvPr descr="psi-negro.png" id="0" name="image1.png"/>
+                    <pic:cNvPr descr="psi-negro.png" id="0" name="image5.png"/>
                     <pic:cNvPicPr preferRelativeResize="0"/>
                   </pic:nvPicPr>
                   <pic:blipFill>
@@ -1485,7 +1485,7 @@
     </w:p>
     <w:sdt>
       <w:sdtPr>
-        <w:id w:val="-757182415"/>
+        <w:id w:val="410869552"/>
         <w:docPartObj>
           <w:docPartGallery w:val="Table of Contents"/>
           <w:docPartUnique w:val="1"/>
@@ -3804,12 +3804,12 @@
           <wp:extent cx="669290" cy="669290"/>
           <wp:effectExtent b="0" l="0" r="0" t="0"/>
           <wp:wrapSquare wrapText="bothSides" distB="0" distT="0" distL="114300" distR="114300"/>
-          <wp:docPr descr="psi-negro.png" id="13" name="image4.png"/>
+          <wp:docPr descr="psi-negro.png" id="13" name="image2.png"/>
           <a:graphic>
             <a:graphicData uri="http://schemas.openxmlformats.org/drawingml/2006/picture">
               <pic:pic>
                 <pic:nvPicPr>
-                  <pic:cNvPr descr="psi-negro.png" id="0" name="image4.png"/>
+                  <pic:cNvPr descr="psi-negro.png" id="0" name="image2.png"/>
                   <pic:cNvPicPr preferRelativeResize="0"/>
                 </pic:nvPicPr>
                 <pic:blipFill>
@@ -3849,12 +3849,12 @@
           <wp:extent cx="425450" cy="666750"/>
           <wp:effectExtent b="0" l="0" r="0" t="0"/>
           <wp:wrapSquare wrapText="bothSides" distB="0" distT="0" distL="114300" distR="114300"/>
-          <wp:docPr descr="UNPA.JPG" id="17" name="image2.jpg"/>
+          <wp:docPr descr="UNPA.JPG" id="17" name="image4.jpg"/>
           <a:graphic>
             <a:graphicData uri="http://schemas.openxmlformats.org/drawingml/2006/picture">
               <pic:pic>
                 <pic:nvPicPr>
-                  <pic:cNvPr descr="UNPA.JPG" id="0" name="image2.jpg"/>
+                  <pic:cNvPr descr="UNPA.JPG" id="0" name="image4.jpg"/>
                   <pic:cNvPicPr preferRelativeResize="0"/>
                 </pic:nvPicPr>
                 <pic:blipFill>

--- a/Etapa Elaboración - Iteración 1/Herramientas y Tecnologías - Kairos - NexTech.docx
+++ b/Etapa Elaboración - Iteración 1/Herramientas y Tecnologías - Kairos - NexTech.docx
@@ -949,12 +949,12 @@
             <wp:extent cx="1200150" cy="1200150"/>
             <wp:effectExtent b="0" l="0" r="0" t="0"/>
             <wp:wrapSquare wrapText="bothSides" distB="0" distT="0" distL="114300" distR="114300"/>
-            <wp:docPr descr="psi-negro.png" id="15" name="image1.png"/>
+            <wp:docPr descr="psi-negro.png" id="15" name="image4.png"/>
             <a:graphic>
               <a:graphicData uri="http://schemas.openxmlformats.org/drawingml/2006/picture">
                 <pic:pic>
                   <pic:nvPicPr>
-                    <pic:cNvPr descr="psi-negro.png" id="0" name="image1.png"/>
+                    <pic:cNvPr descr="psi-negro.png" id="0" name="image4.png"/>
                     <pic:cNvPicPr preferRelativeResize="0"/>
                   </pic:nvPicPr>
                   <pic:blipFill>
@@ -1377,12 +1377,12 @@
             <wp:extent cx="1200150" cy="1200150"/>
             <wp:effectExtent b="0" l="0" r="0" t="0"/>
             <wp:wrapSquare wrapText="bothSides" distB="0" distT="0" distL="114300" distR="114300"/>
-            <wp:docPr descr="psi-negro.png" id="14" name="image5.png"/>
+            <wp:docPr descr="psi-negro.png" id="14" name="image2.png"/>
             <a:graphic>
               <a:graphicData uri="http://schemas.openxmlformats.org/drawingml/2006/picture">
                 <pic:pic>
                   <pic:nvPicPr>
-                    <pic:cNvPr descr="psi-negro.png" id="0" name="image5.png"/>
+                    <pic:cNvPr descr="psi-negro.png" id="0" name="image2.png"/>
                     <pic:cNvPicPr preferRelativeResize="0"/>
                   </pic:nvPicPr>
                   <pic:blipFill>
@@ -1485,7 +1485,7 @@
     </w:p>
     <w:sdt>
       <w:sdtPr>
-        <w:id w:val="410869552"/>
+        <w:id w:val="-721821053"/>
         <w:docPartObj>
           <w:docPartGallery w:val="Table of Contents"/>
           <w:docPartUnique w:val="1"/>
@@ -2220,7 +2220,7 @@
         <w:rPr>
           <w:rtl w:val="0"/>
         </w:rPr>
-        <w:t xml:space="preserve">Para el desarrollo del Backend de la aplicación se empleará el lenguaje de programación Java.</w:t>
+        <w:t xml:space="preserve">Para el desarrollo del Backend de la aplicación se emplea el lenguaje de programación Java.</w:t>
       </w:r>
     </w:p>
     <w:p>
@@ -2246,7 +2246,7 @@
         <w:rPr>
           <w:rtl w:val="0"/>
         </w:rPr>
-        <w:t xml:space="preserve">Para el desarrollo del Frontend de la aplicación se empleará el lenguaje de programación</w:t>
+        <w:t xml:space="preserve">Para el desarrollo del Frontend de la aplicación se emplea el lenguaje de programación</w:t>
       </w:r>
     </w:p>
     <w:p>
@@ -2379,7 +2379,7 @@
         <w:rPr>
           <w:rtl w:val="0"/>
         </w:rPr>
-        <w:t xml:space="preserve">SpringBoot</w:t>
+        <w:t xml:space="preserve">Spring Boot: Se utilizará para realizar el backend de la aplicación, facilitando así el desarrollo rápido utilizando sus configuraciones preestablecidas.</w:t>
       </w:r>
     </w:p>
     <w:p>
@@ -2411,7 +2411,7 @@
         <w:rPr>
           <w:rtl w:val="0"/>
         </w:rPr>
-        <w:t xml:space="preserve">Angular</w:t>
+        <w:t xml:space="preserve">Angular: Se utilizará para realizar el frontend de la aplicación, facilitando la creación de las interfaces.</w:t>
       </w:r>
     </w:p>
     <w:p>
@@ -2462,7 +2462,7 @@
         <w:rPr>
           <w:rtl w:val="0"/>
         </w:rPr>
-        <w:t xml:space="preserve">Se utilizará MySql para la creación de bases de datos y phpMyAdmin para la gestión de las</w:t>
+        <w:t xml:space="preserve">En cuanto a la creación de bases de datos y almacenamientos, se utilizará como SGBD (sistema   </w:t>
       </w:r>
     </w:p>
     <w:p>
@@ -2474,7 +2474,54 @@
         <w:rPr>
           <w:rtl w:val="0"/>
         </w:rPr>
-        <w:t xml:space="preserve">mismas.</w:t>
+        <w:t xml:space="preserve">gestor de bases de datos) “MySql Server” utilizando su herramienta gráfica MySql WorkBench</w:t>
+      </w:r>
+    </w:p>
+    <w:p>
+      <w:pPr>
+        <w:spacing w:before="0" w:lineRule="auto"/>
+        <w:rPr/>
+      </w:pPr>
+      <w:r>
+        <w:rPr>
+          <w:rtl w:val="0"/>
+        </w:rPr>
+        <w:t xml:space="preserve">para facilitar su uso. </w:t>
+      </w:r>
+    </w:p>
+    <w:p>
+      <w:pPr>
+        <w:spacing w:before="0" w:lineRule="auto"/>
+        <w:rPr/>
+      </w:pPr>
+      <w:r>
+        <w:rPr>
+          <w:rtl w:val="0"/>
+        </w:rPr>
+      </w:r>
+    </w:p>
+    <w:p>
+      <w:pPr>
+        <w:spacing w:before="0" w:lineRule="auto"/>
+        <w:rPr/>
+      </w:pPr>
+      <w:r>
+        <w:rPr>
+          <w:rtl w:val="0"/>
+        </w:rPr>
+        <w:t xml:space="preserve">Para la gestión de las bases de datos se utilizara phpMyAdmin para el control de BDD, tablas,</w:t>
+      </w:r>
+    </w:p>
+    <w:p>
+      <w:pPr>
+        <w:spacing w:before="0" w:lineRule="auto"/>
+        <w:rPr/>
+      </w:pPr>
+      <w:r>
+        <w:rPr>
+          <w:rtl w:val="0"/>
+        </w:rPr>
+        <w:t xml:space="preserve">eliminaciones, inserciones, etc. </w:t>
       </w:r>
     </w:p>
     <w:p>
@@ -2543,7 +2590,7 @@
         <w:rPr>
           <w:rtl w:val="0"/>
         </w:rPr>
-        <w:t xml:space="preserve">JUnit: Framework para pruebas unitarias en Java.</w:t>
+        <w:t xml:space="preserve">JUnit: Framework para pruebas unitarias en Java, se utilizará para probar los controladores y servicios.</w:t>
       </w:r>
     </w:p>
     <w:p>
@@ -2562,7 +2609,7 @@
         <w:rPr>
           <w:rtl w:val="0"/>
         </w:rPr>
-        <w:t xml:space="preserve">Mockito: Simulación de dependencias en backend.</w:t>
+        <w:t xml:space="preserve">Mockito: Simulación de dependencias en backend, para así aislar módulos y evitar probar dependencias .</w:t>
       </w:r>
     </w:p>
     <w:p>
@@ -2606,14 +2653,7 @@
     <w:p>
       <w:pPr>
         <w:pStyle w:val="Heading2"/>
-        <w:rPr>
-          <w:rFonts w:ascii="Calibri" w:cs="Calibri" w:eastAsia="Calibri" w:hAnsi="Calibri"/>
-          <w:b w:val="0"/>
-          <w:bCs w:val="0"/>
-          <w:color w:val="000000"/>
-          <w:sz w:val="22"/>
-          <w:szCs w:val="22"/>
-        </w:rPr>
+        <w:rPr/>
       </w:pPr>
       <w:bookmarkStart w:colFirst="0" w:colLast="0" w:name="_u8dwi1xqv8z" w:id="7"/>
       <w:bookmarkEnd w:id="7"/>
@@ -2622,21 +2662,93 @@
           <w:rtl w:val="0"/>
         </w:rPr>
         <w:t xml:space="preserve">Herramientas de desarrollo</w:t>
-        <w:br w:type="textWrapping"/>
-      </w:r>
-      <w:r>
-        <w:rPr>
-          <w:rFonts w:ascii="Calibri" w:cs="Calibri" w:eastAsia="Calibri" w:hAnsi="Calibri"/>
-          <w:b w:val="0"/>
-          <w:bCs w:val="0"/>
-          <w:color w:val="000000"/>
-          <w:sz w:val="22"/>
-          <w:szCs w:val="22"/>
-          <w:rtl w:val="0"/>
-        </w:rPr>
-        <w:t xml:space="preserve">Se utilizará el software VisualStudio Code como entorno de desarrollo. </w:t>
-        <w:br w:type="textWrapping"/>
-        <w:t xml:space="preserve">Para la gestión de versiones, se utilizara Git, GitHub y Rclone.</w:t>
+      </w:r>
+    </w:p>
+    <w:p>
+      <w:pPr>
+        <w:spacing w:after="240" w:before="240" w:lineRule="auto"/>
+        <w:ind w:left="0"/>
+        <w:rPr/>
+      </w:pPr>
+      <w:r>
+        <w:rPr>
+          <w:rtl w:val="0"/>
+        </w:rPr>
+        <w:t xml:space="preserve">Se utilizará Visual Studio Code (VS Code) y AntiGravity como entorno de desarrollo principal del proyecto. Este editor de código permite trabajar de manera eficiente gracias a su interfaz intuitiva, soporte para múltiples lenguajes de programación y una amplia variedad de extensiones. A través de VS Code, los desarrolladores podrán escribir, editar y depurar el código, además de integrarse fácilmente con herramientas de control de versiones y terminales internas, facilitando el trabajo diario.</w:t>
+      </w:r>
+    </w:p>
+    <w:p>
+      <w:pPr>
+        <w:spacing w:after="240" w:before="240" w:lineRule="auto"/>
+        <w:ind w:left="0"/>
+        <w:rPr/>
+      </w:pPr>
+      <w:r>
+        <w:rPr>
+          <w:rtl w:val="0"/>
+        </w:rPr>
+        <w:t xml:space="preserve">Para la gestión de versiones y el trabajo colaborativo, se utilizarán las siguientes herramientas:</w:t>
+      </w:r>
+    </w:p>
+    <w:p>
+      <w:pPr>
+        <w:numPr>
+          <w:ilvl w:val="0"/>
+          <w:numId w:val="5"/>
+        </w:numPr>
+        <w:spacing w:after="0" w:afterAutospacing="0" w:before="240" w:lineRule="auto"/>
+        <w:ind w:left="720" w:hanging="360"/>
+        <w:rPr/>
+      </w:pPr>
+      <w:r>
+        <w:rPr>
+          <w:rtl w:val="0"/>
+        </w:rPr>
+        <w:t xml:space="preserve">Git: será el sistema de control de versiones distribuido. Permite registrar los cambios realizados en el código, volver a versiones anteriores si es necesario y trabajar en paralelo mediante ramas, reduciendo el riesgo de pérdida de información o conflictos en el desarrollo.</w:t>
+      </w:r>
+    </w:p>
+    <w:p>
+      <w:pPr>
+        <w:numPr>
+          <w:ilvl w:val="0"/>
+          <w:numId w:val="5"/>
+        </w:numPr>
+        <w:spacing w:after="0" w:afterAutospacing="0" w:before="0" w:beforeAutospacing="0" w:lineRule="auto"/>
+        <w:ind w:left="720" w:hanging="360"/>
+        <w:rPr/>
+      </w:pPr>
+      <w:r>
+        <w:rPr>
+          <w:rtl w:val="0"/>
+        </w:rPr>
+        <w:t xml:space="preserve">GitHub: funcionará como el repositorio remoto del proyecto. Allí se alojará el código fuente y documentación, permitiendo que todos los integrantes del equipo accedan a la última versión del proyecto. Además, GitHub facilitará la colaboración mediante la creación de ramas, pull requests y la revisión de cambios entre los miembros del equipo.</w:t>
+      </w:r>
+    </w:p>
+    <w:p>
+      <w:pPr>
+        <w:numPr>
+          <w:ilvl w:val="0"/>
+          <w:numId w:val="5"/>
+        </w:numPr>
+        <w:spacing w:after="240" w:before="0" w:beforeAutospacing="0" w:lineRule="auto"/>
+        <w:ind w:left="720" w:hanging="360"/>
+        <w:rPr/>
+      </w:pPr>
+      <w:r>
+        <w:rPr>
+          <w:rtl w:val="0"/>
+        </w:rPr>
+        <w:t xml:space="preserve">Rclone: se utilizará como herramienta complementaria para la sincronización y respaldo de archivos. Permitirá mantener copias de seguridad del proyecto o de recursos asociados (documentación, archivos de configuración, entregables, etc.) en servicios de almacenamiento en la nube (google drive), asegurando la disponibilidad y resguardo de la información ante posibles inconvenientes.</w:t>
+      </w:r>
+    </w:p>
+    <w:p>
+      <w:pPr>
+        <w:rPr/>
+      </w:pPr>
+      <w:r>
+        <w:rPr>
+          <w:rtl w:val="0"/>
+        </w:rPr>
       </w:r>
     </w:p>
     <w:p>
@@ -2672,43 +2784,15 @@
     </w:p>
     <w:p>
       <w:pPr>
+        <w:spacing w:after="240" w:before="240" w:lineRule="auto"/>
+        <w:ind w:left="0"/>
         <w:rPr/>
       </w:pPr>
       <w:r>
         <w:rPr>
           <w:rtl w:val="0"/>
         </w:rPr>
-        <w:t xml:space="preserve">Se utilizará Javadoc y TypeDoc para llevar a cabo la documentación del proyecto.</w:t>
-      </w:r>
-      <w:r>
-        <w:rPr>
-          <w:rtl w:val="0"/>
-        </w:rPr>
-      </w:r>
-    </w:p>
-    <w:p>
-      <w:pPr>
-        <w:pStyle w:val="Heading2"/>
-        <w:rPr/>
-      </w:pPr>
-      <w:bookmarkStart w:colFirst="0" w:colLast="0" w:name="_do7lbd6gfuno" w:id="9"/>
-      <w:bookmarkEnd w:id="9"/>
-      <w:r>
-        <w:rPr>
-          <w:rtl w:val="0"/>
-        </w:rPr>
-        <w:t xml:space="preserve">Otras</w:t>
-      </w:r>
-    </w:p>
-    <w:p>
-      <w:pPr>
-        <w:rPr/>
-      </w:pPr>
-      <w:r>
-        <w:rPr>
-          <w:rtl w:val="0"/>
-        </w:rPr>
-        <w:t xml:space="preserve">Otras herramientas que se utilizarán durante el proyecto: </w:t>
+        <w:t xml:space="preserve">Se utilizarán Javadoc y TypeDoc para llevar a cabo la documentación del proyecto, con el objetivo de mantener un código comprensible, mantenible y fácil de utilizar por todos los integrantes del equipo.</w:t>
       </w:r>
     </w:p>
     <w:p>
@@ -2717,55 +2801,16 @@
           <w:ilvl w:val="0"/>
           <w:numId w:val="3"/>
         </w:numPr>
-        <w:spacing w:after="0" w:afterAutospacing="0"/>
+        <w:spacing w:after="0" w:afterAutospacing="0" w:before="240" w:lineRule="auto"/>
         <w:ind w:left="720" w:hanging="360"/>
-        <w:rPr>
-          <w:u w:val="none"/>
-        </w:rPr>
-      </w:pPr>
-      <w:r>
-        <w:rPr>
-          <w:rtl w:val="0"/>
-        </w:rPr>
-        <w:t xml:space="preserve">Herramientas de Google</w:t>
-      </w:r>
-    </w:p>
-    <w:p>
-      <w:pPr>
-        <w:numPr>
-          <w:ilvl w:val="1"/>
-          <w:numId w:val="3"/>
-        </w:numPr>
-        <w:spacing w:after="0" w:afterAutospacing="0" w:before="0" w:beforeAutospacing="0"/>
-        <w:ind w:left="1440" w:hanging="360"/>
-        <w:rPr>
-          <w:u w:val="none"/>
-        </w:rPr>
-      </w:pPr>
-      <w:r>
-        <w:rPr>
-          <w:rtl w:val="0"/>
-        </w:rPr>
-        <w:t xml:space="preserve">Docs: para la documentación.</w:t>
-      </w:r>
-    </w:p>
-    <w:p>
-      <w:pPr>
-        <w:numPr>
-          <w:ilvl w:val="1"/>
-          <w:numId w:val="3"/>
-        </w:numPr>
-        <w:spacing w:after="0" w:afterAutospacing="0" w:before="0" w:beforeAutospacing="0"/>
-        <w:ind w:left="1440" w:hanging="360"/>
-        <w:rPr>
-          <w:u w:val="none"/>
-        </w:rPr>
-      </w:pPr>
-      <w:r>
-        <w:rPr>
-          <w:rtl w:val="0"/>
-        </w:rPr>
-        <w:t xml:space="preserve">Hojas de Cálculo: para el registro de tiempos.</w:t>
+        <w:rPr/>
+      </w:pPr>
+      <w:r>
+        <w:rPr>
+          <w:rtl w:val="0"/>
+        </w:rPr>
+        <w:t xml:space="preserve">Javadoc: se empleará para documentar el código desarrollado en Java. A través de comentarios estructurados dentro del código fuente, Javadoc permite describir el propósito de clases, métodos y atributos, así como los parámetros que reciben y los valores que retornan. Esta documentación puede generarse automáticamente en formato HTML, facilitando la consulta por parte de desarrolladores actuales y futuros.</w:t>
+        <w:br w:type="textWrapping"/>
       </w:r>
     </w:p>
     <w:p>
@@ -2774,24 +2819,114 @@
           <w:ilvl w:val="0"/>
           <w:numId w:val="3"/>
         </w:numPr>
-        <w:spacing w:after="0" w:afterAutospacing="0" w:before="0" w:beforeAutospacing="0"/>
+        <w:spacing w:after="240" w:before="0" w:beforeAutospacing="0" w:lineRule="auto"/>
         <w:ind w:left="720" w:hanging="360"/>
-        <w:rPr>
-          <w:u w:val="none"/>
-        </w:rPr>
-      </w:pPr>
-      <w:r>
-        <w:rPr>
-          <w:rtl w:val="0"/>
-        </w:rPr>
-        <w:t xml:space="preserve">Canva: para el diseño de presentaciones</w:t>
+        <w:rPr/>
+      </w:pPr>
+      <w:r>
+        <w:rPr>
+          <w:rtl w:val="0"/>
+        </w:rPr>
+        <w:t xml:space="preserve">TypeDoc: se utilizará para documentar el código escrito en TypeScript. Similar a Javadoc, TypeDoc genera documentación a partir de comentarios y tipos definidos en el código, permitiendo comprender la estructura del proyecto, las responsabilidades de cada componente y las relaciones entre ellos. Esto resulta especialmente útil en proyectos frontend o backend desarrollados con TypeScript.</w:t>
+      </w:r>
+    </w:p>
+    <w:p>
+      <w:pPr>
+        <w:rPr/>
+      </w:pPr>
+      <w:r>
+        <w:rPr>
+          <w:rtl w:val="0"/>
+        </w:rPr>
+      </w:r>
+    </w:p>
+    <w:p>
+      <w:pPr>
+        <w:pStyle w:val="Heading2"/>
+        <w:rPr/>
+      </w:pPr>
+      <w:bookmarkStart w:colFirst="0" w:colLast="0" w:name="_do7lbd6gfuno" w:id="9"/>
+      <w:bookmarkEnd w:id="9"/>
+      <w:r>
+        <w:rPr>
+          <w:rtl w:val="0"/>
+        </w:rPr>
+        <w:t xml:space="preserve">Otras</w:t>
+      </w:r>
+    </w:p>
+    <w:p>
+      <w:pPr>
+        <w:rPr/>
+      </w:pPr>
+      <w:r>
+        <w:rPr>
+          <w:rtl w:val="0"/>
+        </w:rPr>
+        <w:t xml:space="preserve">Otras herramientas que se utilizarán durante el proyecto: </w:t>
       </w:r>
     </w:p>
     <w:p>
       <w:pPr>
         <w:numPr>
           <w:ilvl w:val="0"/>
-          <w:numId w:val="3"/>
+          <w:numId w:val="4"/>
+        </w:numPr>
+        <w:spacing w:after="0" w:afterAutospacing="0"/>
+        <w:ind w:left="720" w:hanging="360"/>
+        <w:rPr>
+          <w:u w:val="none"/>
+        </w:rPr>
+      </w:pPr>
+      <w:r>
+        <w:rPr>
+          <w:rtl w:val="0"/>
+        </w:rPr>
+        <w:t xml:space="preserve">Herramientas de Google</w:t>
+      </w:r>
+    </w:p>
+    <w:p>
+      <w:pPr>
+        <w:numPr>
+          <w:ilvl w:val="1"/>
+          <w:numId w:val="4"/>
+        </w:numPr>
+        <w:spacing w:after="0" w:afterAutospacing="0" w:before="0" w:beforeAutospacing="0"/>
+        <w:ind w:left="1440" w:hanging="360"/>
+        <w:rPr>
+          <w:u w:val="none"/>
+        </w:rPr>
+      </w:pPr>
+      <w:r>
+        <w:rPr>
+          <w:rtl w:val="0"/>
+        </w:rPr>
+        <w:t xml:space="preserve">Docs: para la documentación.</w:t>
+      </w:r>
+    </w:p>
+    <w:p>
+      <w:pPr>
+        <w:numPr>
+          <w:ilvl w:val="1"/>
+          <w:numId w:val="4"/>
+        </w:numPr>
+        <w:spacing w:after="0" w:afterAutospacing="0" w:before="0" w:beforeAutospacing="0"/>
+        <w:ind w:left="1440" w:hanging="360"/>
+        <w:rPr>
+          <w:u w:val="none"/>
+        </w:rPr>
+      </w:pPr>
+      <w:r>
+        <w:rPr>
+          <w:rtl w:val="0"/>
+        </w:rPr>
+        <w:t xml:space="preserve">Hojas de Cálculo: para el registro de tiempos.</w:t>
+      </w:r>
+    </w:p>
+    <w:p>
+      <w:pPr>
+        <w:numPr>
+          <w:ilvl w:val="0"/>
+          <w:numId w:val="4"/>
         </w:numPr>
         <w:spacing w:after="0" w:afterAutospacing="0" w:before="0" w:beforeAutospacing="0"/>
         <w:ind w:left="720" w:hanging="360"/>
@@ -2803,14 +2938,14 @@
         <w:rPr>
           <w:rtl w:val="0"/>
         </w:rPr>
-        <w:t xml:space="preserve">Discord</w:t>
+        <w:t xml:space="preserve">Canva: para el diseño de presentaciones</w:t>
       </w:r>
     </w:p>
     <w:p>
       <w:pPr>
         <w:numPr>
           <w:ilvl w:val="0"/>
-          <w:numId w:val="3"/>
+          <w:numId w:val="4"/>
         </w:numPr>
         <w:spacing w:after="0" w:afterAutospacing="0" w:before="0" w:beforeAutospacing="0"/>
         <w:ind w:left="720" w:hanging="360"/>
@@ -2822,14 +2957,33 @@
         <w:rPr>
           <w:rtl w:val="0"/>
         </w:rPr>
-        <w:t xml:space="preserve">WhatsApp</w:t>
+        <w:t xml:space="preserve">Discord</w:t>
       </w:r>
     </w:p>
     <w:p>
       <w:pPr>
         <w:numPr>
           <w:ilvl w:val="0"/>
-          <w:numId w:val="3"/>
+          <w:numId w:val="4"/>
+        </w:numPr>
+        <w:spacing w:after="0" w:afterAutospacing="0" w:before="0" w:beforeAutospacing="0"/>
+        <w:ind w:left="720" w:hanging="360"/>
+        <w:rPr>
+          <w:u w:val="none"/>
+        </w:rPr>
+      </w:pPr>
+      <w:r>
+        <w:rPr>
+          <w:rtl w:val="0"/>
+        </w:rPr>
+        <w:t xml:space="preserve">WhatsApp</w:t>
+      </w:r>
+    </w:p>
+    <w:p>
+      <w:pPr>
+        <w:numPr>
+          <w:ilvl w:val="0"/>
+          <w:numId w:val="4"/>
         </w:numPr>
         <w:spacing w:after="0" w:afterAutospacing="0" w:before="0" w:beforeAutospacing="0"/>
         <w:ind w:left="720" w:hanging="360"/>
@@ -2857,7 +3011,7 @@
       <w:pPr>
         <w:numPr>
           <w:ilvl w:val="0"/>
-          <w:numId w:val="3"/>
+          <w:numId w:val="4"/>
         </w:numPr>
         <w:spacing w:before="0" w:beforeAutospacing="0"/>
         <w:ind w:left="720" w:hanging="360"/>
@@ -3804,12 +3958,12 @@
           <wp:extent cx="669290" cy="669290"/>
           <wp:effectExtent b="0" l="0" r="0" t="0"/>
           <wp:wrapSquare wrapText="bothSides" distB="0" distT="0" distL="114300" distR="114300"/>
-          <wp:docPr descr="psi-negro.png" id="13" name="image2.png"/>
+          <wp:docPr descr="psi-negro.png" id="13" name="image1.png"/>
           <a:graphic>
             <a:graphicData uri="http://schemas.openxmlformats.org/drawingml/2006/picture">
               <pic:pic>
                 <pic:nvPicPr>
-                  <pic:cNvPr descr="psi-negro.png" id="0" name="image2.png"/>
+                  <pic:cNvPr descr="psi-negro.png" id="0" name="image1.png"/>
                   <pic:cNvPicPr preferRelativeResize="0"/>
                 </pic:nvPicPr>
                 <pic:blipFill>
@@ -3849,12 +4003,12 @@
           <wp:extent cx="425450" cy="666750"/>
           <wp:effectExtent b="0" l="0" r="0" t="0"/>
           <wp:wrapSquare wrapText="bothSides" distB="0" distT="0" distL="114300" distR="114300"/>
-          <wp:docPr descr="UNPA.JPG" id="17" name="image4.jpg"/>
+          <wp:docPr descr="UNPA.JPG" id="17" name="image5.jpg"/>
           <a:graphic>
             <a:graphicData uri="http://schemas.openxmlformats.org/drawingml/2006/picture">
               <pic:pic>
                 <pic:nvPicPr>
-                  <pic:cNvPr descr="UNPA.JPG" id="0" name="image4.jpg"/>
+                  <pic:cNvPr descr="UNPA.JPG" id="0" name="image5.jpg"/>
                   <pic:cNvPicPr preferRelativeResize="0"/>
                 </pic:nvPicPr>
                 <pic:blipFill>
@@ -4492,6 +4646,226 @@
       </w:rPr>
     </w:lvl>
   </w:abstractNum>
+  <w:abstractNum w:abstractNumId="4">
+    <w:lvl w:ilvl="0">
+      <w:start w:val="1"/>
+      <w:numFmt w:val="bullet"/>
+      <w:lvlText w:val="●"/>
+      <w:lvlJc w:val="left"/>
+      <w:pPr>
+        <w:ind w:left="720" w:hanging="360"/>
+      </w:pPr>
+      <w:rPr>
+        <w:u w:val="none"/>
+      </w:rPr>
+    </w:lvl>
+    <w:lvl w:ilvl="1">
+      <w:start w:val="1"/>
+      <w:numFmt w:val="bullet"/>
+      <w:lvlText w:val="○"/>
+      <w:lvlJc w:val="left"/>
+      <w:pPr>
+        <w:ind w:left="1440" w:hanging="360"/>
+      </w:pPr>
+      <w:rPr>
+        <w:u w:val="none"/>
+      </w:rPr>
+    </w:lvl>
+    <w:lvl w:ilvl="2">
+      <w:start w:val="1"/>
+      <w:numFmt w:val="bullet"/>
+      <w:lvlText w:val="■"/>
+      <w:lvlJc w:val="left"/>
+      <w:pPr>
+        <w:ind w:left="2160" w:hanging="360"/>
+      </w:pPr>
+      <w:rPr>
+        <w:u w:val="none"/>
+      </w:rPr>
+    </w:lvl>
+    <w:lvl w:ilvl="3">
+      <w:start w:val="1"/>
+      <w:numFmt w:val="bullet"/>
+      <w:lvlText w:val="●"/>
+      <w:lvlJc w:val="left"/>
+      <w:pPr>
+        <w:ind w:left="2880" w:hanging="360"/>
+      </w:pPr>
+      <w:rPr>
+        <w:u w:val="none"/>
+      </w:rPr>
+    </w:lvl>
+    <w:lvl w:ilvl="4">
+      <w:start w:val="1"/>
+      <w:numFmt w:val="bullet"/>
+      <w:lvlText w:val="○"/>
+      <w:lvlJc w:val="left"/>
+      <w:pPr>
+        <w:ind w:left="3600" w:hanging="360"/>
+      </w:pPr>
+      <w:rPr>
+        <w:u w:val="none"/>
+      </w:rPr>
+    </w:lvl>
+    <w:lvl w:ilvl="5">
+      <w:start w:val="1"/>
+      <w:numFmt w:val="bullet"/>
+      <w:lvlText w:val="■"/>
+      <w:lvlJc w:val="left"/>
+      <w:pPr>
+        <w:ind w:left="4320" w:hanging="360"/>
+      </w:pPr>
+      <w:rPr>
+        <w:u w:val="none"/>
+      </w:rPr>
+    </w:lvl>
+    <w:lvl w:ilvl="6">
+      <w:start w:val="1"/>
+      <w:numFmt w:val="bullet"/>
+      <w:lvlText w:val="●"/>
+      <w:lvlJc w:val="left"/>
+      <w:pPr>
+        <w:ind w:left="5040" w:hanging="360"/>
+      </w:pPr>
+      <w:rPr>
+        <w:u w:val="none"/>
+      </w:rPr>
+    </w:lvl>
+    <w:lvl w:ilvl="7">
+      <w:start w:val="1"/>
+      <w:numFmt w:val="bullet"/>
+      <w:lvlText w:val="○"/>
+      <w:lvlJc w:val="left"/>
+      <w:pPr>
+        <w:ind w:left="5760" w:hanging="360"/>
+      </w:pPr>
+      <w:rPr>
+        <w:u w:val="none"/>
+      </w:rPr>
+    </w:lvl>
+    <w:lvl w:ilvl="8">
+      <w:start w:val="1"/>
+      <w:numFmt w:val="bullet"/>
+      <w:lvlText w:val="■"/>
+      <w:lvlJc w:val="left"/>
+      <w:pPr>
+        <w:ind w:left="6480" w:hanging="360"/>
+      </w:pPr>
+      <w:rPr>
+        <w:u w:val="none"/>
+      </w:rPr>
+    </w:lvl>
+  </w:abstractNum>
+  <w:abstractNum w:abstractNumId="5">
+    <w:lvl w:ilvl="0">
+      <w:start w:val="1"/>
+      <w:numFmt w:val="bullet"/>
+      <w:lvlText w:val="●"/>
+      <w:lvlJc w:val="left"/>
+      <w:pPr>
+        <w:ind w:left="720" w:hanging="360"/>
+      </w:pPr>
+      <w:rPr>
+        <w:u w:val="none"/>
+      </w:rPr>
+    </w:lvl>
+    <w:lvl w:ilvl="1">
+      <w:start w:val="1"/>
+      <w:numFmt w:val="bullet"/>
+      <w:lvlText w:val="○"/>
+      <w:lvlJc w:val="left"/>
+      <w:pPr>
+        <w:ind w:left="1440" w:hanging="360"/>
+      </w:pPr>
+      <w:rPr>
+        <w:u w:val="none"/>
+      </w:rPr>
+    </w:lvl>
+    <w:lvl w:ilvl="2">
+      <w:start w:val="1"/>
+      <w:numFmt w:val="bullet"/>
+      <w:lvlText w:val="■"/>
+      <w:lvlJc w:val="left"/>
+      <w:pPr>
+        <w:ind w:left="2160" w:hanging="360"/>
+      </w:pPr>
+      <w:rPr>
+        <w:u w:val="none"/>
+      </w:rPr>
+    </w:lvl>
+    <w:lvl w:ilvl="3">
+      <w:start w:val="1"/>
+      <w:numFmt w:val="bullet"/>
+      <w:lvlText w:val="●"/>
+      <w:lvlJc w:val="left"/>
+      <w:pPr>
+        <w:ind w:left="2880" w:hanging="360"/>
+      </w:pPr>
+      <w:rPr>
+        <w:u w:val="none"/>
+      </w:rPr>
+    </w:lvl>
+    <w:lvl w:ilvl="4">
+      <w:start w:val="1"/>
+      <w:numFmt w:val="bullet"/>
+      <w:lvlText w:val="○"/>
+      <w:lvlJc w:val="left"/>
+      <w:pPr>
+        <w:ind w:left="3600" w:hanging="360"/>
+      </w:pPr>
+      <w:rPr>
+        <w:u w:val="none"/>
+      </w:rPr>
+    </w:lvl>
+    <w:lvl w:ilvl="5">
+      <w:start w:val="1"/>
+      <w:numFmt w:val="bullet"/>
+      <w:lvlText w:val="■"/>
+      <w:lvlJc w:val="left"/>
+      <w:pPr>
+        <w:ind w:left="4320" w:hanging="360"/>
+      </w:pPr>
+      <w:rPr>
+        <w:u w:val="none"/>
+      </w:rPr>
+    </w:lvl>
+    <w:lvl w:ilvl="6">
+      <w:start w:val="1"/>
+      <w:numFmt w:val="bullet"/>
+      <w:lvlText w:val="●"/>
+      <w:lvlJc w:val="left"/>
+      <w:pPr>
+        <w:ind w:left="5040" w:hanging="360"/>
+      </w:pPr>
+      <w:rPr>
+        <w:u w:val="none"/>
+      </w:rPr>
+    </w:lvl>
+    <w:lvl w:ilvl="7">
+      <w:start w:val="1"/>
+      <w:numFmt w:val="bullet"/>
+      <w:lvlText w:val="○"/>
+      <w:lvlJc w:val="left"/>
+      <w:pPr>
+        <w:ind w:left="5760" w:hanging="360"/>
+      </w:pPr>
+      <w:rPr>
+        <w:u w:val="none"/>
+      </w:rPr>
+    </w:lvl>
+    <w:lvl w:ilvl="8">
+      <w:start w:val="1"/>
+      <w:numFmt w:val="bullet"/>
+      <w:lvlText w:val="■"/>
+      <w:lvlJc w:val="left"/>
+      <w:pPr>
+        <w:ind w:left="6480" w:hanging="360"/>
+      </w:pPr>
+      <w:rPr>
+        <w:u w:val="none"/>
+      </w:rPr>
+    </w:lvl>
+  </w:abstractNum>
   <w:num w:numId="1">
     <w:abstractNumId w:val="1"/>
   </w:num>
@@ -4500,6 +4874,12 @@
   </w:num>
   <w:num w:numId="3">
     <w:abstractNumId w:val="3"/>
+  </w:num>
+  <w:num w:numId="4">
+    <w:abstractNumId w:val="4"/>
+  </w:num>
+  <w:num w:numId="5">
+    <w:abstractNumId w:val="5"/>
   </w:num>
 </w:numbering>
 </file>
